--- a/docs/demo/AUDIT_REPORT.docx
+++ b/docs/demo/AUDIT_REPORT.docx
@@ -246,7 +246,7 @@
                 <w:i w:val="0"/>
                 <w:sz w:val="18"/>
               </w:rPr>
-              <w:t xml:space="preserve"> · 84.0 s · 1920x1080 · 30 fps · silent</w:t>
+              <w:t xml:space="preserve"> · 87.2 s · 1920x1080 · 30 fps · silent</w:t>
             </w:r>
           </w:p>
         </w:tc>
@@ -288,7 +288,7 @@
                 <w:i w:val="0"/>
                 <w:sz w:val="18"/>
               </w:rPr>
-              <w:t>2026-10-14 13:44</w:t>
+              <w:t>2026-10-14 18:34</w:t>
             </w:r>
           </w:p>
         </w:tc>
@@ -328,7 +328,7 @@
                 <w:i w:val="0"/>
                 <w:sz w:val="18"/>
               </w:rPr>
-              <w:t>52 pass · 0 fail · 4 manual (of 56 figures)</w:t>
+              <w:t>56 pass · 0 fail · 4 manual (of 60 figures)</w:t>
             </w:r>
           </w:p>
         </w:tc>
@@ -3014,7 +3014,7 @@
                 <w:i w:val="0"/>
                 <w:sz w:val="14"/>
               </w:rPr>
-              <w:t>04</w:t>
+              <w:t>04, 09</w:t>
             </w:r>
           </w:p>
         </w:tc>
@@ -3616,7 +3616,7 @@
                 <w:i w:val="0"/>
                 <w:sz w:val="11"/>
               </w:rPr>
-              <w:t>F-19</w:t>
+              <w:t>F-20</w:t>
             </w:r>
           </w:p>
         </w:tc>
@@ -3635,7 +3635,7 @@
                 <w:i w:val="0"/>
                 <w:sz w:val="14"/>
               </w:rPr>
-              <w:t>+0.094 log-odds / stop</w:t>
+              <w:t>forecast.py, risk.py, simulate.py, routing.py, replay(), data.py</w:t>
             </w:r>
           </w:p>
         </w:tc>
@@ -3674,7 +3674,7 @@
                 <w:i w:val="0"/>
                 <w:sz w:val="11"/>
               </w:rPr>
-              <w:t>outputs/full/results.json</w:t>
+              <w:t>src/fleet_routing/</w:t>
             </w:r>
           </w:p>
         </w:tc>
@@ -3693,7 +3693,7 @@
                 <w:i w:val="0"/>
                 <w:sz w:val="14"/>
               </w:rPr>
-              <w:t>position_effect_logodds_per_stop</w:t>
+              <w:t>files + def replay</w:t>
             </w:r>
           </w:p>
         </w:tc>
@@ -3773,7 +3773,7 @@
                 <w:i w:val="0"/>
                 <w:sz w:val="11"/>
               </w:rPr>
-              <w:t>F-20</w:t>
+              <w:t>F-21</w:t>
             </w:r>
           </w:p>
         </w:tc>
@@ -3793,7 +3793,7 @@
                 <w:i w:val="0"/>
                 <w:sz w:val="14"/>
               </w:rPr>
-              <w:t>forecast.py, risk.py, simulate.py, routing.py, replay(), data.py</w:t>
+              <w:t>call top 5% before loading</w:t>
             </w:r>
           </w:p>
         </w:tc>
@@ -3834,7 +3834,7 @@
                 <w:i w:val="0"/>
                 <w:sz w:val="11"/>
               </w:rPr>
-              <w:t>src/fleet_routing/</w:t>
+              <w:t>src/fleet_routing/config.py:93</w:t>
             </w:r>
           </w:p>
         </w:tc>
@@ -3854,7 +3854,7 @@
                 <w:i w:val="0"/>
                 <w:sz w:val="14"/>
               </w:rPr>
-              <w:t>files + def replay</w:t>
+              <w:t>ADDRESS_CHECK_SHARE = 0.05</w:t>
             </w:r>
           </w:p>
         </w:tc>
@@ -3936,7 +3936,7 @@
                 <w:i w:val="0"/>
                 <w:sz w:val="11"/>
               </w:rPr>
-              <w:t>F-21</w:t>
+              <w:t>F-22</w:t>
             </w:r>
           </w:p>
         </w:tc>
@@ -3955,7 +3955,7 @@
                 <w:i w:val="0"/>
                 <w:sz w:val="14"/>
               </w:rPr>
-              <w:t>call top 5% before loading</w:t>
+              <w:t>Depot 3 · dispatch 2025-12-09</w:t>
             </w:r>
           </w:p>
         </w:tc>
@@ -3974,7 +3974,7 @@
                 <w:i w:val="0"/>
                 <w:sz w:val="14"/>
               </w:rPr>
-              <w:t>05, 09</w:t>
+              <w:t>06</w:t>
             </w:r>
           </w:p>
         </w:tc>
@@ -3994,7 +3994,7 @@
                 <w:i w:val="0"/>
                 <w:sz w:val="11"/>
               </w:rPr>
-              <w:t>src/fleet_routing/config.py:93</w:t>
+              <w:t>data/full/depots.csv (busiest depot); src/fleet_routing/cli.py:121-125; config peak window</w:t>
             </w:r>
           </w:p>
         </w:tc>
@@ -4013,7 +4013,7 @@
                 <w:i w:val="0"/>
                 <w:sz w:val="14"/>
               </w:rPr>
-              <w:t>ADDRESS_CHECK_SHARE = 0.05</w:t>
+              <w:t>depot with most vehicles = 3; first peak dispatch = 2025-12-08 + 1 day</w:t>
             </w:r>
           </w:p>
         </w:tc>
@@ -4093,7 +4093,7 @@
                 <w:i w:val="0"/>
                 <w:sz w:val="11"/>
               </w:rPr>
-              <w:t>F-22</w:t>
+              <w:t>F-23</w:t>
             </w:r>
           </w:p>
         </w:tc>
@@ -4113,7 +4113,7 @@
                 <w:i w:val="0"/>
                 <w:sz w:val="14"/>
               </w:rPr>
-              <w:t>Depot 3 · dispatch 2025-12-09</w:t>
+              <w:t>104 trucks</w:t>
             </w:r>
           </w:p>
         </w:tc>
@@ -4154,7 +4154,7 @@
                 <w:i w:val="0"/>
                 <w:sz w:val="11"/>
               </w:rPr>
-              <w:t>data/full/depots.csv (busiest depot); src/fleet_routing/cli.py:121-125; config peak window</w:t>
+              <w:t>outputs/full/route_map.png (left panel title)</w:t>
             </w:r>
           </w:p>
         </w:tc>
@@ -4174,7 +4174,7 @@
                 <w:i w:val="0"/>
                 <w:sz w:val="14"/>
               </w:rPr>
-              <w:t>depot with most vehicles = 3; first peak dispatch = 2025-12-08 + 1 day</w:t>
+              <w:t>plot title</w:t>
             </w:r>
           </w:p>
         </w:tc>
@@ -4234,7 +4234,7 @@
                 <w:i w:val="0"/>
                 <w:sz w:val="14"/>
               </w:rPr>
-              <w:t>✓ verified</w:t>
+              <w:t>manual: Read from the PNG title; the repo does not save per-depot-day routes. Cross-check: depot 3 fleet = 104 (depots.csv).</w:t>
             </w:r>
           </w:p>
         </w:tc>
@@ -4256,7 +4256,7 @@
                 <w:i w:val="0"/>
                 <w:sz w:val="11"/>
               </w:rPr>
-              <w:t>F-23</w:t>
+              <w:t>F-24</w:t>
             </w:r>
           </w:p>
         </w:tc>
@@ -4275,7 +4275,7 @@
                 <w:i w:val="0"/>
                 <w:sz w:val="14"/>
               </w:rPr>
-              <w:t>104 trucks</w:t>
+              <w:t>11,368 km</w:t>
             </w:r>
           </w:p>
         </w:tc>
@@ -4390,7 +4390,7 @@
                 <w:i w:val="0"/>
                 <w:sz w:val="14"/>
               </w:rPr>
-              <w:t>manual: Read from the PNG title; the repo does not save per-depot-day routes. Cross-check: depot 3 fleet = 104 (depots.csv).</w:t>
+              <w:t>manual: Read from the PNG title; not persisted in any CSV.</w:t>
             </w:r>
           </w:p>
         </w:tc>
@@ -4413,7 +4413,7 @@
                 <w:i w:val="0"/>
                 <w:sz w:val="11"/>
               </w:rPr>
-              <w:t>F-24</w:t>
+              <w:t>F-25</w:t>
             </w:r>
           </w:p>
         </w:tc>
@@ -4433,7 +4433,7 @@
                 <w:i w:val="0"/>
                 <w:sz w:val="14"/>
               </w:rPr>
-              <w:t>11,368 km</w:t>
+              <w:t>93 trucks</w:t>
             </w:r>
           </w:p>
         </w:tc>
@@ -4474,7 +4474,7 @@
                 <w:i w:val="0"/>
                 <w:sz w:val="11"/>
               </w:rPr>
-              <w:t>outputs/full/route_map.png (left panel title)</w:t>
+              <w:t>outputs/full/route_map.png (right panel title); re-run in demo assets/dispatch_sheet.json</w:t>
             </w:r>
           </w:p>
         </w:tc>
@@ -4494,7 +4494,7 @@
                 <w:i w:val="0"/>
                 <w:sz w:val="14"/>
               </w:rPr>
-              <w:t>plot title</w:t>
+              <w:t>trucks_used</w:t>
             </w:r>
           </w:p>
         </w:tc>
@@ -4554,7 +4554,7 @@
                 <w:i w:val="0"/>
                 <w:sz w:val="14"/>
               </w:rPr>
-              <w:t>manual: Read from the PNG title; not persisted in any CSV.</w:t>
+              <w:t>✓ verified</w:t>
             </w:r>
           </w:p>
         </w:tc>
@@ -4576,7 +4576,7 @@
                 <w:i w:val="0"/>
                 <w:sz w:val="11"/>
               </w:rPr>
-              <w:t>F-25</w:t>
+              <w:t>F-26</w:t>
             </w:r>
           </w:p>
         </w:tc>
@@ -4595,7 +4595,7 @@
                 <w:i w:val="0"/>
                 <w:sz w:val="14"/>
               </w:rPr>
-              <w:t>93 trucks</w:t>
+              <w:t>8,574 km</w:t>
             </w:r>
           </w:p>
         </w:tc>
@@ -4634,7 +4634,7 @@
                 <w:i w:val="0"/>
                 <w:sz w:val="11"/>
               </w:rPr>
-              <w:t>outputs/full/route_map.png (right panel title); re-run in demo assets/dispatch_sheet.json</w:t>
+              <w:t>outputs/full/route_map.png (right panel title)</w:t>
             </w:r>
           </w:p>
         </w:tc>
@@ -4653,7 +4653,7 @@
                 <w:i w:val="0"/>
                 <w:sz w:val="14"/>
               </w:rPr>
-              <w:t>trucks_used</w:t>
+              <w:t>plot title</w:t>
             </w:r>
           </w:p>
         </w:tc>
@@ -4710,7 +4710,7 @@
                 <w:i w:val="0"/>
                 <w:sz w:val="14"/>
               </w:rPr>
-              <w:t>✓ verified</w:t>
+              <w:t>manual: Read from the PNG title. The single-day re-run (assets/dispatch_sheet.json) gives 8,412.7 km because the solver stops on wall-clock time (A-04).</w:t>
             </w:r>
           </w:p>
         </w:tc>
@@ -4733,7 +4733,7 @@
                 <w:i w:val="0"/>
                 <w:sz w:val="11"/>
               </w:rPr>
-              <w:t>F-26</w:t>
+              <w:t>F-27</w:t>
             </w:r>
           </w:p>
         </w:tc>
@@ -4753,7 +4753,7 @@
                 <w:i w:val="0"/>
                 <w:sz w:val="14"/>
               </w:rPr>
-              <w:t>8,574 km</w:t>
+              <w:t>-24.6% km</w:t>
             </w:r>
           </w:p>
         </w:tc>
@@ -4794,7 +4794,7 @@
                 <w:i w:val="0"/>
                 <w:sz w:val="11"/>
               </w:rPr>
-              <w:t>outputs/full/route_map.png (right panel title)</w:t>
+              <w:t>F-24, F-26 (plot titles)</w:t>
             </w:r>
           </w:p>
         </w:tc>
@@ -4814,7 +4814,7 @@
                 <w:i w:val="0"/>
                 <w:sz w:val="14"/>
               </w:rPr>
-              <w:t>plot title</w:t>
+              <w:t>8,574 vs 11,368</w:t>
             </w:r>
           </w:p>
         </w:tc>
@@ -4834,7 +4834,7 @@
                 <w:i w:val="0"/>
                 <w:sz w:val="14"/>
               </w:rPr>
-              <w:t>-</w:t>
+              <w:t>(8,574 - 11,368) / 11,368 x 100 = -24.58%</w:t>
             </w:r>
           </w:p>
         </w:tc>
@@ -4854,7 +4854,7 @@
                 <w:i w:val="0"/>
                 <w:sz w:val="14"/>
               </w:rPr>
-              <w:t>direct</w:t>
+              <w:t>derived</w:t>
             </w:r>
           </w:p>
         </w:tc>
@@ -4874,7 +4874,7 @@
                 <w:i w:val="0"/>
                 <w:sz w:val="14"/>
               </w:rPr>
-              <w:t>manual: Read from the PNG title. The single-day re-run (assets/dispatch_sheet.json) gives 8,412.7 km because the solver stops on wall-clock time (A-04).</w:t>
+              <w:t>✓ verified</w:t>
             </w:r>
           </w:p>
         </w:tc>
@@ -4896,7 +4896,7 @@
                 <w:i w:val="0"/>
                 <w:sz w:val="11"/>
               </w:rPr>
-              <w:t>F-27</w:t>
+              <w:t>F-28</w:t>
             </w:r>
           </w:p>
         </w:tc>
@@ -4915,7 +4915,7 @@
                 <w:i w:val="0"/>
                 <w:sz w:val="14"/>
               </w:rPr>
-              <w:t>-24.6% km</w:t>
+              <w:t>13,554 orders</w:t>
             </w:r>
           </w:p>
         </w:tc>
@@ -4954,7 +4954,7 @@
                 <w:i w:val="0"/>
                 <w:sz w:val="11"/>
               </w:rPr>
-              <w:t>F-24, F-26 (plot titles)</w:t>
+              <w:t>outputs/full/routing_summary.csv</w:t>
             </w:r>
           </w:p>
         </w:tc>
@@ -4973,7 +4973,7 @@
                 <w:i w:val="0"/>
                 <w:sz w:val="14"/>
               </w:rPr>
-              <w:t>8,574 vs 11,368</w:t>
+              <w:t>arm=sweep, window=peak, orders</w:t>
             </w:r>
           </w:p>
         </w:tc>
@@ -4992,7 +4992,7 @@
                 <w:i w:val="0"/>
                 <w:sz w:val="14"/>
               </w:rPr>
-              <w:t>(8,574 - 11,368) / 11,368 x 100 = -24.58%</w:t>
+              <w:t>-</w:t>
             </w:r>
           </w:p>
         </w:tc>
@@ -5011,7 +5011,7 @@
                 <w:i w:val="0"/>
                 <w:sz w:val="14"/>
               </w:rPr>
-              <w:t>derived</w:t>
+              <w:t>direct</w:t>
             </w:r>
           </w:p>
         </w:tc>
@@ -5053,7 +5053,7 @@
                 <w:i w:val="0"/>
                 <w:sz w:val="11"/>
               </w:rPr>
-              <w:t>F-28</w:t>
+              <w:t>F-29</w:t>
             </w:r>
           </w:p>
         </w:tc>
@@ -5073,7 +5073,7 @@
                 <w:i w:val="0"/>
                 <w:sz w:val="14"/>
               </w:rPr>
-              <w:t>13,554 orders</w:t>
+              <w:t>140,683 km</w:t>
             </w:r>
           </w:p>
         </w:tc>
@@ -5093,7 +5093,7 @@
                 <w:i w:val="0"/>
                 <w:sz w:val="14"/>
               </w:rPr>
-              <w:t>06</w:t>
+              <w:t>06, 08, 09</w:t>
             </w:r>
           </w:p>
         </w:tc>
@@ -5134,7 +5134,7 @@
                 <w:i w:val="0"/>
                 <w:sz w:val="14"/>
               </w:rPr>
-              <w:t>arm=sweep, window=peak, orders</w:t>
+              <w:t>arm=sweep, window=peak, total_km</w:t>
             </w:r>
           </w:p>
         </w:tc>
@@ -5216,7 +5216,7 @@
                 <w:i w:val="0"/>
                 <w:sz w:val="11"/>
               </w:rPr>
-              <w:t>F-29</w:t>
+              <w:t>F-30</w:t>
             </w:r>
           </w:p>
         </w:tc>
@@ -5235,7 +5235,7 @@
                 <w:i w:val="0"/>
                 <w:sz w:val="14"/>
               </w:rPr>
-              <w:t>140,683 km</w:t>
+              <w:t>109,607 km</w:t>
             </w:r>
           </w:p>
         </w:tc>
@@ -5254,7 +5254,7 @@
                 <w:i w:val="0"/>
                 <w:sz w:val="14"/>
               </w:rPr>
-              <w:t>06, 08</w:t>
+              <w:t>06, 08, 09</w:t>
             </w:r>
           </w:p>
         </w:tc>
@@ -5293,7 +5293,7 @@
                 <w:i w:val="0"/>
                 <w:sz w:val="14"/>
               </w:rPr>
-              <w:t>arm=sweep, window=peak, total_km</w:t>
+              <w:t>arm=ortools, window=peak, total_km</w:t>
             </w:r>
           </w:p>
         </w:tc>
@@ -5373,7 +5373,7 @@
                 <w:i w:val="0"/>
                 <w:sz w:val="11"/>
               </w:rPr>
-              <w:t>F-30</w:t>
+              <w:t>F-31</w:t>
             </w:r>
           </w:p>
         </w:tc>
@@ -5393,7 +5393,7 @@
                 <w:i w:val="0"/>
                 <w:sz w:val="14"/>
               </w:rPr>
-              <w:t>109,607 km</w:t>
+              <w:t>-22.1%</w:t>
             </w:r>
           </w:p>
         </w:tc>
@@ -5454,7 +5454,7 @@
                 <w:i w:val="0"/>
                 <w:sz w:val="14"/>
               </w:rPr>
-              <w:t>arm=ortools, window=peak, total_km</w:t>
+              <w:t>F-30 vs F-29</w:t>
             </w:r>
           </w:p>
         </w:tc>
@@ -5474,7 +5474,7 @@
                 <w:i w:val="0"/>
                 <w:sz w:val="14"/>
               </w:rPr>
-              <w:t>-</w:t>
+              <w:t>(109,607.3 - 140,683.4) / 140,683.4 x 100 = -22.09%</w:t>
             </w:r>
           </w:p>
         </w:tc>
@@ -5494,7 +5494,7 @@
                 <w:i w:val="0"/>
                 <w:sz w:val="14"/>
               </w:rPr>
-              <w:t>direct</w:t>
+              <w:t>derived</w:t>
             </w:r>
           </w:p>
         </w:tc>
@@ -5536,7 +5536,7 @@
                 <w:i w:val="0"/>
                 <w:sz w:val="11"/>
               </w:rPr>
-              <w:t>F-31</w:t>
+              <w:t>F-32</w:t>
             </w:r>
           </w:p>
         </w:tc>
@@ -5555,7 +5555,7 @@
                 <w:i w:val="0"/>
                 <w:sz w:val="14"/>
               </w:rPr>
-              <w:t>-22.1%</w:t>
+              <w:t>93 trucks</w:t>
             </w:r>
           </w:p>
         </w:tc>
@@ -5574,7 +5574,7 @@
                 <w:i w:val="0"/>
                 <w:sz w:val="14"/>
               </w:rPr>
-              <w:t>06, 08</w:t>
+              <w:t>07</w:t>
             </w:r>
           </w:p>
         </w:tc>
@@ -5594,7 +5594,7 @@
                 <w:i w:val="0"/>
                 <w:sz w:val="11"/>
               </w:rPr>
-              <w:t>outputs/full/routing_summary.csv</w:t>
+              <w:t>demo assets/dispatch_sheet.json (re-run of the repo's routing for Depot 3, 2025-12-09)</w:t>
             </w:r>
           </w:p>
         </w:tc>
@@ -5613,7 +5613,7 @@
                 <w:i w:val="0"/>
                 <w:sz w:val="14"/>
               </w:rPr>
-              <w:t>F-30 vs F-29</w:t>
+              <w:t>trucks_used (rostered 104)</w:t>
             </w:r>
           </w:p>
         </w:tc>
@@ -5632,7 +5632,7 @@
                 <w:i w:val="0"/>
                 <w:sz w:val="14"/>
               </w:rPr>
-              <w:t>(109,607.3 - 140,683.4) / 140,683.4 x 100 = -22.09%</w:t>
+              <w:t>-</w:t>
             </w:r>
           </w:p>
         </w:tc>
@@ -5651,7 +5651,7 @@
                 <w:i w:val="0"/>
                 <w:sz w:val="14"/>
               </w:rPr>
-              <w:t>derived</w:t>
+              <w:t>direct</w:t>
             </w:r>
           </w:p>
         </w:tc>
@@ -5693,7 +5693,7 @@
                 <w:i w:val="0"/>
                 <w:sz w:val="11"/>
               </w:rPr>
-              <w:t>F-32</w:t>
+              <w:t>F-33</w:t>
             </w:r>
           </w:p>
         </w:tc>
@@ -5713,7 +5713,7 @@
                 <w:i w:val="0"/>
                 <w:sz w:val="14"/>
               </w:rPr>
-              <w:t>93 trucks</w:t>
+              <w:t>910 orders</w:t>
             </w:r>
           </w:p>
         </w:tc>
@@ -5754,7 +5754,7 @@
                 <w:i w:val="0"/>
                 <w:sz w:val="11"/>
               </w:rPr>
-              <w:t>demo assets/dispatch_sheet.json (re-run of the repo's routing for Depot 3, 2025-12-09)</w:t>
+              <w:t>demo assets/dispatch_sheet.json; data/full/dispatch_orders.csv</w:t>
             </w:r>
           </w:p>
         </w:tc>
@@ -5774,7 +5774,7 @@
                 <w:i w:val="0"/>
                 <w:sz w:val="14"/>
               </w:rPr>
-              <w:t>trucks_used (rostered 104)</w:t>
+              <w:t>orders on 2025-12-08 for depot 3</w:t>
             </w:r>
           </w:p>
         </w:tc>
@@ -5856,7 +5856,7 @@
                 <w:i w:val="0"/>
                 <w:sz w:val="11"/>
               </w:rPr>
-              <w:t>F-33</w:t>
+              <w:t>F-34</w:t>
             </w:r>
           </w:p>
         </w:tc>
@@ -5875,7 +5875,7 @@
                 <w:i w:val="0"/>
                 <w:sz w:val="14"/>
               </w:rPr>
-              <w:t>910 orders</w:t>
+              <w:t>all inside their delivery windows</w:t>
             </w:r>
           </w:p>
         </w:tc>
@@ -5914,7 +5914,7 @@
                 <w:i w:val="0"/>
                 <w:sz w:val="11"/>
               </w:rPr>
-              <w:t>demo assets/dispatch_sheet.json; data/full/dispatch_orders.csv</w:t>
+              <w:t>demo assets/dispatch_sheet.json</w:t>
             </w:r>
           </w:p>
         </w:tc>
@@ -5933,7 +5933,7 @@
                 <w:i w:val="0"/>
                 <w:sz w:val="14"/>
               </w:rPr>
-              <w:t>orders on 2025-12-08 for depot 3</w:t>
+              <w:t>on_time = delivered = orders</w:t>
             </w:r>
           </w:p>
         </w:tc>
@@ -5952,7 +5952,7 @@
                 <w:i w:val="0"/>
                 <w:sz w:val="14"/>
               </w:rPr>
-              <w:t>-</w:t>
+              <w:t>910 / 910</w:t>
             </w:r>
           </w:p>
         </w:tc>
@@ -6013,7 +6013,7 @@
                 <w:i w:val="0"/>
                 <w:sz w:val="11"/>
               </w:rPr>
-              <w:t>F-34</w:t>
+              <w:t>F-35</w:t>
             </w:r>
           </w:p>
         </w:tc>
@@ -6033,7 +6033,7 @@
                 <w:i w:val="0"/>
                 <w:sz w:val="14"/>
               </w:rPr>
-              <w:t>all inside their delivery windows</w:t>
+              <w:t>8,413 km</w:t>
             </w:r>
           </w:p>
         </w:tc>
@@ -6094,7 +6094,7 @@
                 <w:i w:val="0"/>
                 <w:sz w:val="14"/>
               </w:rPr>
-              <w:t>on_time = delivered = orders</w:t>
+              <w:t>total_km = 8,412.7</w:t>
             </w:r>
           </w:p>
         </w:tc>
@@ -6114,7 +6114,7 @@
                 <w:i w:val="0"/>
                 <w:sz w:val="14"/>
               </w:rPr>
-              <w:t>910 / 910</w:t>
+              <w:t>rounded</w:t>
             </w:r>
           </w:p>
         </w:tc>
@@ -6176,7 +6176,7 @@
                 <w:i w:val="0"/>
                 <w:sz w:val="11"/>
               </w:rPr>
-              <w:t>F-35</w:t>
+              <w:t>F-36</w:t>
             </w:r>
           </w:p>
         </w:tc>
@@ -6195,7 +6195,7 @@
                 <w:i w:val="0"/>
                 <w:sz w:val="14"/>
               </w:rPr>
-              <w:t>8,413 km</w:t>
+              <w:t>T-013, T-025, T-031, T-035, T-039, T-054</w:t>
             </w:r>
           </w:p>
         </w:tc>
@@ -6234,7 +6234,7 @@
                 <w:i w:val="0"/>
                 <w:sz w:val="11"/>
               </w:rPr>
-              <w:t>demo assets/dispatch_sheet.json</w:t>
+              <w:t>demo assets/dispatch_sheet.json, injected into compositions/value.html</w:t>
             </w:r>
           </w:p>
         </w:tc>
@@ -6253,7 +6253,7 @@
                 <w:i w:val="0"/>
                 <w:sz w:val="14"/>
               </w:rPr>
-              <w:t>total_km = 8,412.7</w:t>
+              <w:t>vehicles 12, 24, 30, 34, 38, 53</w:t>
             </w:r>
           </w:p>
         </w:tc>
@@ -6272,7 +6272,7 @@
                 <w:i w:val="0"/>
                 <w:sz w:val="14"/>
               </w:rPr>
-              <w:t>rounded</w:t>
+              <w:t>truck id = vehicle index + 1; depart = SHIFT_START</w:t>
             </w:r>
           </w:p>
         </w:tc>
@@ -6333,7 +6333,7 @@
                 <w:i w:val="0"/>
                 <w:sz w:val="11"/>
               </w:rPr>
-              <w:t>F-36</w:t>
+              <w:t>F-37</w:t>
             </w:r>
           </w:p>
         </w:tc>
@@ -6353,7 +6353,7 @@
                 <w:i w:val="0"/>
                 <w:sz w:val="14"/>
               </w:rPr>
-              <w:t>T-013, T-025, T-031, T-035, T-039, T-054</w:t>
+              <w:t>+ 87 more trucks</w:t>
             </w:r>
           </w:p>
         </w:tc>
@@ -6394,7 +6394,7 @@
                 <w:i w:val="0"/>
                 <w:sz w:val="11"/>
               </w:rPr>
-              <w:t>demo assets/dispatch_sheet.json, injected into compositions/value.html</w:t>
+              <w:t>F-32</w:t>
             </w:r>
           </w:p>
         </w:tc>
@@ -6414,7 +6414,7 @@
                 <w:i w:val="0"/>
                 <w:sz w:val="14"/>
               </w:rPr>
-              <w:t>vehicles 12, 24, 30, 34, 38, 53</w:t>
+              <w:t>93 - 6 rows</w:t>
             </w:r>
           </w:p>
         </w:tc>
@@ -6434,7 +6434,7 @@
                 <w:i w:val="0"/>
                 <w:sz w:val="14"/>
               </w:rPr>
-              <w:t>truck id = vehicle index + 1; depart = SHIFT_START</w:t>
+              <w:t>93 - 6 = 87</w:t>
             </w:r>
           </w:p>
         </w:tc>
@@ -6454,7 +6454,7 @@
                 <w:i w:val="0"/>
                 <w:sz w:val="14"/>
               </w:rPr>
-              <w:t>direct</w:t>
+              <w:t>derived</w:t>
             </w:r>
           </w:p>
         </w:tc>
@@ -6496,7 +6496,7 @@
                 <w:i w:val="0"/>
                 <w:sz w:val="11"/>
               </w:rPr>
-              <w:t>F-37</w:t>
+              <w:t>F-38</w:t>
             </w:r>
           </w:p>
         </w:tc>
@@ -6515,7 +6515,7 @@
                 <w:i w:val="0"/>
                 <w:sz w:val="14"/>
               </w:rPr>
-              <w:t>+ 87 more trucks</w:t>
+              <w:t>-8.1%</w:t>
             </w:r>
           </w:p>
         </w:tc>
@@ -6534,7 +6534,7 @@
                 <w:i w:val="0"/>
                 <w:sz w:val="14"/>
               </w:rPr>
-              <w:t>07</w:t>
+              <w:t>08</w:t>
             </w:r>
           </w:p>
         </w:tc>
@@ -6554,7 +6554,7 @@
                 <w:i w:val="0"/>
                 <w:sz w:val="11"/>
               </w:rPr>
-              <w:t>F-32</w:t>
+              <w:t>outputs/full/routing_summary.csv</w:t>
             </w:r>
           </w:p>
         </w:tc>
@@ -6573,7 +6573,7 @@
                 <w:i w:val="0"/>
                 <w:sz w:val="14"/>
               </w:rPr>
-              <w:t>93 - 6 rows</w:t>
+              <w:t>vehicle_days: ortools 1,339 vs sweep 1,457</w:t>
             </w:r>
           </w:p>
         </w:tc>
@@ -6592,7 +6592,7 @@
                 <w:i w:val="0"/>
                 <w:sz w:val="14"/>
               </w:rPr>
-              <w:t>93 - 6 = 87</w:t>
+              <w:t>(1,339 - 1,457) / 1,457 x 100 = -8.10%</w:t>
             </w:r>
           </w:p>
         </w:tc>
@@ -6653,7 +6653,7 @@
                 <w:i w:val="0"/>
                 <w:sz w:val="11"/>
               </w:rPr>
-              <w:t>F-38</w:t>
+              <w:t>F-39</w:t>
             </w:r>
           </w:p>
         </w:tc>
@@ -6673,7 +6673,7 @@
                 <w:i w:val="0"/>
                 <w:sz w:val="14"/>
               </w:rPr>
-              <w:t>-8.1%</w:t>
+              <w:t>1,457</w:t>
             </w:r>
           </w:p>
         </w:tc>
@@ -6734,7 +6734,7 @@
                 <w:i w:val="0"/>
                 <w:sz w:val="14"/>
               </w:rPr>
-              <w:t>vehicle_days: ortools 1,339 vs sweep 1,457</w:t>
+              <w:t>arm=sweep, window=peak, vehicle_days</w:t>
             </w:r>
           </w:p>
         </w:tc>
@@ -6754,7 +6754,7 @@
                 <w:i w:val="0"/>
                 <w:sz w:val="14"/>
               </w:rPr>
-              <w:t>(1,339 - 1,457) / 1,457 x 100 = -8.10%</w:t>
+              <w:t>-</w:t>
             </w:r>
           </w:p>
         </w:tc>
@@ -6774,7 +6774,7 @@
                 <w:i w:val="0"/>
                 <w:sz w:val="14"/>
               </w:rPr>
-              <w:t>derived</w:t>
+              <w:t>direct</w:t>
             </w:r>
           </w:p>
         </w:tc>
@@ -6816,7 +6816,7 @@
                 <w:i w:val="0"/>
                 <w:sz w:val="11"/>
               </w:rPr>
-              <w:t>F-39</w:t>
+              <w:t>F-40</w:t>
             </w:r>
           </w:p>
         </w:tc>
@@ -6835,7 +6835,7 @@
                 <w:i w:val="0"/>
                 <w:sz w:val="14"/>
               </w:rPr>
-              <w:t>1,457</w:t>
+              <w:t>1,339</w:t>
             </w:r>
           </w:p>
         </w:tc>
@@ -6893,7 +6893,7 @@
                 <w:i w:val="0"/>
                 <w:sz w:val="14"/>
               </w:rPr>
-              <w:t>arm=sweep, window=peak, vehicle_days</w:t>
+              <w:t>arm=ortools, window=peak, vehicle_days</w:t>
             </w:r>
           </w:p>
         </w:tc>
@@ -6973,7 +6973,7 @@
                 <w:i w:val="0"/>
                 <w:sz w:val="11"/>
               </w:rPr>
-              <w:t>F-40</w:t>
+              <w:t>F-41</w:t>
             </w:r>
           </w:p>
         </w:tc>
@@ -6993,7 +6993,7 @@
                 <w:i w:val="0"/>
                 <w:sz w:val="14"/>
               </w:rPr>
-              <w:t>1,339</w:t>
+              <w:t>0.208</w:t>
             </w:r>
           </w:p>
         </w:tc>
@@ -7034,7 +7034,7 @@
                 <w:i w:val="0"/>
                 <w:sz w:val="11"/>
               </w:rPr>
-              <w:t>outputs/full/routing_summary.csv</w:t>
+              <w:t>outputs/full/forecast_scores.csv</w:t>
             </w:r>
           </w:p>
         </w:tc>
@@ -7054,7 +7054,7 @@
                 <w:i w:val="0"/>
                 <w:sz w:val="14"/>
               </w:rPr>
-              <w:t>arm=ortools, window=peak, vehicle_days</w:t>
+              <w:t>model=xgboost, period=all, wape</w:t>
             </w:r>
           </w:p>
         </w:tc>
@@ -7136,7 +7136,7 @@
                 <w:i w:val="0"/>
                 <w:sz w:val="11"/>
               </w:rPr>
-              <w:t>F-41</w:t>
+              <w:t>F-42</w:t>
             </w:r>
           </w:p>
         </w:tc>
@@ -7155,7 +7155,7 @@
                 <w:i w:val="0"/>
                 <w:sz w:val="14"/>
               </w:rPr>
-              <w:t>0.208</w:t>
+              <w:t>ETS 0.260</w:t>
             </w:r>
           </w:p>
         </w:tc>
@@ -7213,7 +7213,7 @@
                 <w:i w:val="0"/>
                 <w:sz w:val="14"/>
               </w:rPr>
-              <w:t>model=xgboost, period=all, wape</w:t>
+              <w:t>model=ets, period=all, wape</w:t>
             </w:r>
           </w:p>
         </w:tc>
@@ -7293,7 +7293,7 @@
                 <w:i w:val="0"/>
                 <w:sz w:val="11"/>
               </w:rPr>
-              <w:t>F-42</w:t>
+              <w:t>F-43</w:t>
             </w:r>
           </w:p>
         </w:tc>
@@ -7313,7 +7313,7 @@
                 <w:i w:val="0"/>
                 <w:sz w:val="14"/>
               </w:rPr>
-              <w:t>ETS 0.260</w:t>
+              <w:t>naive 0.344</w:t>
             </w:r>
           </w:p>
         </w:tc>
@@ -7374,7 +7374,7 @@
                 <w:i w:val="0"/>
                 <w:sz w:val="14"/>
               </w:rPr>
-              <w:t>model=ets, period=all, wape</w:t>
+              <w:t>model=seasonal_naive, period=all, wape</w:t>
             </w:r>
           </w:p>
         </w:tc>
@@ -7456,7 +7456,7 @@
                 <w:i w:val="0"/>
                 <w:sz w:val="11"/>
               </w:rPr>
-              <w:t>F-43</w:t>
+              <w:t>F-44</w:t>
             </w:r>
           </w:p>
         </w:tc>
@@ -7475,7 +7475,7 @@
                 <w:i w:val="0"/>
                 <w:sz w:val="14"/>
               </w:rPr>
-              <w:t>naive 0.344</w:t>
+              <w:t>8.7%</w:t>
             </w:r>
           </w:p>
         </w:tc>
@@ -7514,7 +7514,7 @@
                 <w:i w:val="0"/>
                 <w:sz w:val="11"/>
               </w:rPr>
-              <w:t>outputs/full/forecast_scores.csv</w:t>
+              <w:t>outputs/full/roster_scores.csv</w:t>
             </w:r>
           </w:p>
         </w:tc>
@@ -7533,7 +7533,7 @@
                 <w:i w:val="0"/>
                 <w:sz w:val="14"/>
               </w:rPr>
-              <w:t>model=seasonal_naive, period=all, wape</w:t>
+              <w:t>model=xgboost, period=peak, short_depot_days_pct</w:t>
             </w:r>
           </w:p>
         </w:tc>
@@ -7613,7 +7613,7 @@
                 <w:i w:val="0"/>
                 <w:sz w:val="11"/>
               </w:rPr>
-              <w:t>F-44</w:t>
+              <w:t>F-45</w:t>
             </w:r>
           </w:p>
         </w:tc>
@@ -7633,7 +7633,7 @@
                 <w:i w:val="0"/>
                 <w:sz w:val="14"/>
               </w:rPr>
-              <w:t>8.7%</w:t>
+              <w:t>ETS forecast: 53.8%</w:t>
             </w:r>
           </w:p>
         </w:tc>
@@ -7694,7 +7694,7 @@
                 <w:i w:val="0"/>
                 <w:sz w:val="14"/>
               </w:rPr>
-              <w:t>model=xgboost, period=peak, short_depot_days_pct</w:t>
+              <w:t>model=ets, period=peak, short_depot_days_pct</w:t>
             </w:r>
           </w:p>
         </w:tc>
@@ -7776,7 +7776,7 @@
                 <w:i w:val="0"/>
                 <w:sz w:val="11"/>
               </w:rPr>
-              <w:t>F-45</w:t>
+              <w:t>F-57</w:t>
             </w:r>
           </w:p>
         </w:tc>
@@ -7795,7 +7795,7 @@
                 <w:i w:val="0"/>
                 <w:sz w:val="14"/>
               </w:rPr>
-              <w:t>ETS forecast: 53.8%</w:t>
+              <w:t>4.41% (also the dashed line)</w:t>
             </w:r>
           </w:p>
         </w:tc>
@@ -7814,7 +7814,7 @@
                 <w:i w:val="0"/>
                 <w:sz w:val="14"/>
               </w:rPr>
-              <w:t>08</w:t>
+              <w:t>09</w:t>
             </w:r>
           </w:p>
         </w:tc>
@@ -7834,7 +7834,7 @@
                 <w:i w:val="0"/>
                 <w:sz w:val="11"/>
               </w:rPr>
-              <w:t>outputs/full/roster_scores.csv</w:t>
+              <w:t>outputs/full/routing_summary.csv</w:t>
             </w:r>
           </w:p>
         </w:tc>
@@ -7853,7 +7853,7 @@
                 <w:i w:val="0"/>
                 <w:sz w:val="14"/>
               </w:rPr>
-              <w:t>model=ets, period=peak, short_depot_days_pct</w:t>
+              <w:t>arm=sweep, window=peak, misroute_pct</w:t>
             </w:r>
           </w:p>
         </w:tc>
@@ -7933,7 +7933,7 @@
                 <w:i w:val="0"/>
                 <w:sz w:val="11"/>
               </w:rPr>
-              <w:t>F-46</w:t>
+              <w:t>F-58</w:t>
             </w:r>
           </w:p>
         </w:tc>
@@ -7953,7 +7953,7 @@
                 <w:i w:val="0"/>
                 <w:sz w:val="14"/>
               </w:rPr>
-              <w:t>16.6%</w:t>
+              <w:t>4.58% TRAP</w:t>
             </w:r>
           </w:p>
         </w:tc>
@@ -7994,7 +7994,7 @@
                 <w:i w:val="0"/>
                 <w:sz w:val="11"/>
               </w:rPr>
-              <w:t>outputs/full/address_checks.csv</w:t>
+              <w:t>outputs/full/routing_summary.csv</w:t>
             </w:r>
           </w:p>
         </w:tc>
@@ -8014,7 +8014,7 @@
                 <w:i w:val="0"/>
                 <w:sz w:val="14"/>
               </w:rPr>
-              <w:t>ranked_by=rule, window=peak, reduction_pct</w:t>
+              <w:t>arm=ortools, window=peak, misroute_pct</w:t>
             </w:r>
           </w:p>
         </w:tc>
@@ -8096,7 +8096,7 @@
                 <w:i w:val="0"/>
                 <w:sz w:val="11"/>
               </w:rPr>
-              <w:t>F-47</w:t>
+              <w:t>F-59</w:t>
             </w:r>
           </w:p>
         </w:tc>
@@ -8115,7 +8115,7 @@
                 <w:i w:val="0"/>
                 <w:sz w:val="14"/>
               </w:rPr>
-              <w:t>16.4%</w:t>
+              <w:t>4.39% PICKED</w:t>
             </w:r>
           </w:p>
         </w:tc>
@@ -8154,7 +8154,7 @@
                 <w:i w:val="0"/>
                 <w:sz w:val="11"/>
               </w:rPr>
-              <w:t>outputs/full/address_checks.csv</w:t>
+              <w:t>outputs/full/routing_summary.csv</w:t>
             </w:r>
           </w:p>
         </w:tc>
@@ -8173,7 +8173,7 @@
                 <w:i w:val="0"/>
                 <w:sz w:val="14"/>
               </w:rPr>
-              <w:t>ranked_by=xgboost, window=peak, reduction_pct</w:t>
+              <w:t>arm=ortools_risk, window=peak, misroute_pct</w:t>
             </w:r>
           </w:p>
         </w:tc>
@@ -8253,7 +8253,7 @@
                 <w:i w:val="0"/>
                 <w:sz w:val="11"/>
               </w:rPr>
-              <w:t>F-48</w:t>
+              <w:t>F-60</w:t>
             </w:r>
           </w:p>
         </w:tc>
@@ -8273,7 +8273,7 @@
                 <w:i w:val="0"/>
                 <w:sz w:val="14"/>
               </w:rPr>
-              <w:t>15.8%</w:t>
+              <w:t>4.32%</w:t>
             </w:r>
           </w:p>
         </w:tc>
@@ -8314,7 +8314,7 @@
                 <w:i w:val="0"/>
                 <w:sz w:val="11"/>
               </w:rPr>
-              <w:t>outputs/full/address_checks.csv</w:t>
+              <w:t>outputs/full/routing_summary.csv</w:t>
             </w:r>
           </w:p>
         </w:tc>
@@ -8334,7 +8334,7 @@
                 <w:i w:val="0"/>
                 <w:sz w:val="14"/>
               </w:rPr>
-              <w:t>ranked_by=logistic, window=peak, reduction_pct</w:t>
+              <w:t>arm=ortools_risk_500km, window=peak, misroute_pct</w:t>
             </w:r>
           </w:p>
         </w:tc>
@@ -8416,7 +8416,7 @@
                 <w:i w:val="0"/>
                 <w:sz w:val="11"/>
               </w:rPr>
-              <w:t>F-49</w:t>
+              <w:t>F-61</w:t>
             </w:r>
           </w:p>
         </w:tc>
@@ -8435,7 +8435,7 @@
                 <w:i w:val="0"/>
                 <w:sz w:val="14"/>
               </w:rPr>
-              <w:t>1.1%</w:t>
+              <w:t>4.33%</w:t>
             </w:r>
           </w:p>
         </w:tc>
@@ -8474,7 +8474,7 @@
                 <w:i w:val="0"/>
                 <w:sz w:val="11"/>
               </w:rPr>
-              <w:t>outputs/full/address_checks.csv</w:t>
+              <w:t>outputs/full/routing_summary.csv</w:t>
             </w:r>
           </w:p>
         </w:tc>
@@ -8493,7 +8493,7 @@
                 <w:i w:val="0"/>
                 <w:sz w:val="14"/>
               </w:rPr>
-              <w:t>ranked_by=random, window=peak, reduction_pct</w:t>
+              <w:t>arm=ortools_risk_2000km, window=peak, misroute_pct</w:t>
             </w:r>
           </w:p>
         </w:tc>
@@ -8573,7 +8573,7 @@
                 <w:i w:val="0"/>
                 <w:sz w:val="11"/>
               </w:rPr>
-              <w:t>F-50</w:t>
+              <w:t>F-62</w:t>
             </w:r>
           </w:p>
         </w:tc>
@@ -8593,7 +8593,7 @@
                 <w:i w:val="0"/>
                 <w:sz w:val="14"/>
               </w:rPr>
-              <w:t>ROC-AUC 0.645</w:t>
+              <w:t>+7.7% km</w:t>
             </w:r>
           </w:p>
         </w:tc>
@@ -8634,7 +8634,7 @@
                 <w:i w:val="0"/>
                 <w:sz w:val="11"/>
               </w:rPr>
-              <w:t>outputs/full/risk_scores.csv</w:t>
+              <w:t>outputs/full/routing_summary.csv</w:t>
             </w:r>
           </w:p>
         </w:tc>
@@ -8654,7 +8654,7 @@
                 <w:i w:val="0"/>
                 <w:sz w:val="14"/>
               </w:rPr>
-              <w:t>model=xgboost, period=all, roc_auc</w:t>
+              <w:t>total_km: ortools_risk_500km vs ortools, window=peak</w:t>
             </w:r>
           </w:p>
         </w:tc>
@@ -8674,7 +8674,7 @@
                 <w:i w:val="0"/>
                 <w:sz w:val="14"/>
               </w:rPr>
-              <w:t>-</w:t>
+              <w:t>(118,014.4 - 109,607.3) / 109,607.3 x 100 = +7.67%</w:t>
             </w:r>
           </w:p>
         </w:tc>
@@ -8694,7 +8694,7 @@
                 <w:i w:val="0"/>
                 <w:sz w:val="14"/>
               </w:rPr>
-              <w:t>direct</w:t>
+              <w:t>derived</w:t>
             </w:r>
           </w:p>
         </w:tc>
@@ -8736,7 +8736,7 @@
                 <w:i w:val="0"/>
                 <w:sz w:val="11"/>
               </w:rPr>
-              <w:t>F-51</w:t>
+              <w:t>F-63</w:t>
             </w:r>
           </w:p>
         </w:tc>
@@ -8755,7 +8755,7 @@
                 <w:i w:val="0"/>
                 <w:sz w:val="14"/>
               </w:rPr>
-              <w:t>ROC-AUC 0.647</w:t>
+              <w:t>+18.4% km</w:t>
             </w:r>
           </w:p>
         </w:tc>
@@ -8794,7 +8794,7 @@
                 <w:i w:val="0"/>
                 <w:sz w:val="11"/>
               </w:rPr>
-              <w:t>outputs/full/risk_scores.csv</w:t>
+              <w:t>outputs/full/routing_summary.csv</w:t>
             </w:r>
           </w:p>
         </w:tc>
@@ -8813,7 +8813,7 @@
                 <w:i w:val="0"/>
                 <w:sz w:val="14"/>
               </w:rPr>
-              <w:t>model=logistic, period=all, roc_auc</w:t>
+              <w:t>total_km: ortools_risk_2000km vs ortools, window=peak</w:t>
             </w:r>
           </w:p>
         </w:tc>
@@ -8832,7 +8832,7 @@
                 <w:i w:val="0"/>
                 <w:sz w:val="14"/>
               </w:rPr>
-              <w:t>-</w:t>
+              <w:t>(129,783.1 - 109,607.3) / 109,607.3 x 100 = +18.41%</w:t>
             </w:r>
           </w:p>
         </w:tc>
@@ -8851,7 +8851,7 @@
                 <w:i w:val="0"/>
                 <w:sz w:val="14"/>
               </w:rPr>
-              <w:t>direct</w:t>
+              <w:t>derived</w:t>
             </w:r>
           </w:p>
         </w:tc>
@@ -8893,7 +8893,7 @@
                 <w:i w:val="0"/>
                 <w:sz w:val="11"/>
               </w:rPr>
-              <w:t>F-52</w:t>
+              <w:t>F-64</w:t>
             </w:r>
           </w:p>
         </w:tc>
@@ -8913,7 +8913,7 @@
                 <w:i w:val="0"/>
                 <w:sz w:val="14"/>
               </w:rPr>
-              <w:t>ceiling AUC 0.647</w:t>
+              <w:t>Quiet week too: 3.07% → 3.16%</w:t>
             </w:r>
           </w:p>
         </w:tc>
@@ -8954,7 +8954,7 @@
                 <w:i w:val="0"/>
                 <w:sz w:val="11"/>
               </w:rPr>
-              <w:t>outputs/full/risk_scores.csv</w:t>
+              <w:t>outputs/full/routing_summary.csv</w:t>
             </w:r>
           </w:p>
         </w:tc>
@@ -8974,7 +8974,7 @@
                 <w:i w:val="0"/>
                 <w:sz w:val="14"/>
               </w:rPr>
-              <w:t>model=ceiling, period=all, roc_auc</w:t>
+              <w:t>window=quiet, misroute_pct: sweep 3.065, ortools 3.163</w:t>
             </w:r>
           </w:p>
         </w:tc>
@@ -9015,6 +9015,646 @@
                 <w:sz w:val="14"/>
               </w:rPr>
               <w:t>direct</w:t>
+            </w:r>
+          </w:p>
+        </w:tc>
+        <w:tc>
+          <w:tcPr>
+            <w:tcW w:type="dxa" w:w="1361"/>
+            <w:shd w:val="clear" w:color="auto" w:fill="F3F4F6"/>
+          </w:tcPr>
+          <w:p>
+            <w:pPr>
+              <w:spacing w:after="0"/>
+            </w:pPr>
+            <w:r/>
+            <w:r>
+              <w:rPr>
+                <w:b w:val="0"/>
+                <w:i w:val="0"/>
+                <w:sz w:val="14"/>
+              </w:rPr>
+              <w:t>✓ verified</w:t>
+            </w:r>
+          </w:p>
+        </w:tc>
+      </w:tr>
+      <w:tr>
+        <w:tc>
+          <w:tcPr>
+            <w:tcW w:type="dxa" w:w="567"/>
+          </w:tcPr>
+          <w:p>
+            <w:pPr>
+              <w:spacing w:after="0"/>
+            </w:pPr>
+            <w:r/>
+            <w:r>
+              <w:rPr>
+                <w:rFonts w:ascii="JetBrains Mono" w:hAnsi="JetBrains Mono" w:eastAsia="JetBrains Mono"/>
+                <w:b w:val="0"/>
+                <w:i w:val="0"/>
+                <w:sz w:val="11"/>
+              </w:rPr>
+              <w:t>F-65</w:t>
+            </w:r>
+          </w:p>
+        </w:tc>
+        <w:tc>
+          <w:tcPr>
+            <w:tcW w:type="dxa" w:w="1474"/>
+          </w:tcPr>
+          <w:p>
+            <w:pPr>
+              <w:spacing w:after="0"/>
+            </w:pPr>
+            <w:r/>
+            <w:r>
+              <w:rPr>
+                <w:b w:val="0"/>
+                <w:i w:val="0"/>
+                <w:sz w:val="14"/>
+              </w:rPr>
+              <w:t>with 19.0% fewer km</w:t>
+            </w:r>
+          </w:p>
+        </w:tc>
+        <w:tc>
+          <w:tcPr>
+            <w:tcW w:type="dxa" w:w="624"/>
+          </w:tcPr>
+          <w:p>
+            <w:pPr>
+              <w:spacing w:after="0"/>
+            </w:pPr>
+            <w:r/>
+            <w:r>
+              <w:rPr>
+                <w:b w:val="0"/>
+                <w:i w:val="0"/>
+                <w:sz w:val="14"/>
+              </w:rPr>
+              <w:t>09</w:t>
+            </w:r>
+          </w:p>
+        </w:tc>
+        <w:tc>
+          <w:tcPr>
+            <w:tcW w:type="dxa" w:w="1701"/>
+          </w:tcPr>
+          <w:p>
+            <w:pPr>
+              <w:spacing w:after="0"/>
+            </w:pPr>
+            <w:r/>
+            <w:r>
+              <w:rPr>
+                <w:rFonts w:ascii="JetBrains Mono" w:hAnsi="JetBrains Mono" w:eastAsia="JetBrains Mono"/>
+                <w:b w:val="0"/>
+                <w:i w:val="0"/>
+                <w:sz w:val="11"/>
+              </w:rPr>
+              <w:t>outputs/full/routing_summary.csv</w:t>
+            </w:r>
+          </w:p>
+        </w:tc>
+        <w:tc>
+          <w:tcPr>
+            <w:tcW w:type="dxa" w:w="1644"/>
+          </w:tcPr>
+          <w:p>
+            <w:pPr>
+              <w:spacing w:after="0"/>
+            </w:pPr>
+            <w:r/>
+            <w:r>
+              <w:rPr>
+                <w:b w:val="0"/>
+                <w:i w:val="0"/>
+                <w:sz w:val="14"/>
+              </w:rPr>
+              <w:t>total_km: ortools_risk 113,937.7 vs sweep 140,683.4, window=peak</w:t>
+            </w:r>
+          </w:p>
+        </w:tc>
+        <w:tc>
+          <w:tcPr>
+            <w:tcW w:type="dxa" w:w="1644"/>
+          </w:tcPr>
+          <w:p>
+            <w:pPr>
+              <w:spacing w:after="0"/>
+            </w:pPr>
+            <w:r/>
+            <w:r>
+              <w:rPr>
+                <w:b w:val="0"/>
+                <w:i w:val="0"/>
+                <w:sz w:val="14"/>
+              </w:rPr>
+              <w:t>(113,937.7 - 140,683.4) / 140,683.4 x 100 = -19.01%</w:t>
+            </w:r>
+          </w:p>
+        </w:tc>
+        <w:tc>
+          <w:tcPr>
+            <w:tcW w:type="dxa" w:w="850"/>
+          </w:tcPr>
+          <w:p>
+            <w:pPr>
+              <w:spacing w:after="0"/>
+            </w:pPr>
+            <w:r/>
+            <w:r>
+              <w:rPr>
+                <w:b w:val="0"/>
+                <w:i w:val="0"/>
+                <w:sz w:val="14"/>
+              </w:rPr>
+              <w:t>derived</w:t>
+            </w:r>
+          </w:p>
+        </w:tc>
+        <w:tc>
+          <w:tcPr>
+            <w:tcW w:type="dxa" w:w="1361"/>
+          </w:tcPr>
+          <w:p>
+            <w:pPr>
+              <w:spacing w:after="0"/>
+            </w:pPr>
+            <w:r/>
+            <w:r>
+              <w:rPr>
+                <w:b w:val="0"/>
+                <w:i w:val="0"/>
+                <w:sz w:val="14"/>
+              </w:rPr>
+              <w:t>✓ verified</w:t>
+            </w:r>
+          </w:p>
+        </w:tc>
+      </w:tr>
+      <w:tr>
+        <w:tc>
+          <w:tcPr>
+            <w:tcW w:type="dxa" w:w="567"/>
+            <w:shd w:val="clear" w:color="auto" w:fill="F3F4F6"/>
+          </w:tcPr>
+          <w:p>
+            <w:pPr>
+              <w:spacing w:after="0"/>
+            </w:pPr>
+            <w:r/>
+            <w:r>
+              <w:rPr>
+                <w:rFonts w:ascii="JetBrains Mono" w:hAnsi="JetBrains Mono" w:eastAsia="JetBrains Mono"/>
+                <w:b w:val="0"/>
+                <w:i w:val="0"/>
+                <w:sz w:val="11"/>
+              </w:rPr>
+              <w:t>F-66</w:t>
+            </w:r>
+          </w:p>
+        </w:tc>
+        <w:tc>
+          <w:tcPr>
+            <w:tcW w:type="dxa" w:w="1474"/>
+            <w:shd w:val="clear" w:color="auto" w:fill="F3F4F6"/>
+          </w:tcPr>
+          <w:p>
+            <w:pPr>
+              <w:spacing w:after="0"/>
+            </w:pPr>
+            <w:r/>
+            <w:r>
+              <w:rPr>
+                <w:b w:val="0"/>
+                <w:i w:val="0"/>
+                <w:sz w:val="14"/>
+              </w:rPr>
+              <w:t>150 km PICKED · 500 km · 2,000 km</w:t>
+            </w:r>
+          </w:p>
+        </w:tc>
+        <w:tc>
+          <w:tcPr>
+            <w:tcW w:type="dxa" w:w="624"/>
+            <w:shd w:val="clear" w:color="auto" w:fill="F3F4F6"/>
+          </w:tcPr>
+          <w:p>
+            <w:pPr>
+              <w:spacing w:after="0"/>
+            </w:pPr>
+            <w:r/>
+            <w:r>
+              <w:rPr>
+                <w:b w:val="0"/>
+                <w:i w:val="0"/>
+                <w:sz w:val="14"/>
+              </w:rPr>
+              <w:t>09</w:t>
+            </w:r>
+          </w:p>
+        </w:tc>
+        <w:tc>
+          <w:tcPr>
+            <w:tcW w:type="dxa" w:w="1701"/>
+            <w:shd w:val="clear" w:color="auto" w:fill="F3F4F6"/>
+          </w:tcPr>
+          <w:p>
+            <w:pPr>
+              <w:spacing w:after="0"/>
+            </w:pPr>
+            <w:r/>
+            <w:r>
+              <w:rPr>
+                <w:rFonts w:ascii="JetBrains Mono" w:hAnsi="JetBrains Mono" w:eastAsia="JetBrains Mono"/>
+                <w:b w:val="0"/>
+                <w:i w:val="0"/>
+                <w:sz w:val="11"/>
+              </w:rPr>
+              <w:t>src/fleet_routing/config.py (MISROUTE_COST_KM, MISROUTE_COST_SWEEP_KM); cli.py _arms</w:t>
+            </w:r>
+          </w:p>
+        </w:tc>
+        <w:tc>
+          <w:tcPr>
+            <w:tcW w:type="dxa" w:w="1644"/>
+            <w:shd w:val="clear" w:color="auto" w:fill="F3F4F6"/>
+          </w:tcPr>
+          <w:p>
+            <w:pPr>
+              <w:spacing w:after="0"/>
+            </w:pPr>
+            <w:r/>
+            <w:r>
+              <w:rPr>
+                <w:b w:val="0"/>
+                <w:i w:val="0"/>
+                <w:sz w:val="14"/>
+              </w:rPr>
+              <w:t>MISROUTE_COST_KM = 150.0</w:t>
+            </w:r>
+          </w:p>
+        </w:tc>
+        <w:tc>
+          <w:tcPr>
+            <w:tcW w:type="dxa" w:w="1644"/>
+            <w:shd w:val="clear" w:color="auto" w:fill="F3F4F6"/>
+          </w:tcPr>
+          <w:p>
+            <w:pPr>
+              <w:spacing w:after="0"/>
+            </w:pPr>
+            <w:r/>
+            <w:r>
+              <w:rPr>
+                <w:b w:val="0"/>
+                <w:i w:val="0"/>
+                <w:sz w:val="14"/>
+              </w:rPr>
+              <w:t>-</w:t>
+            </w:r>
+          </w:p>
+        </w:tc>
+        <w:tc>
+          <w:tcPr>
+            <w:tcW w:type="dxa" w:w="850"/>
+            <w:shd w:val="clear" w:color="auto" w:fill="F3F4F6"/>
+          </w:tcPr>
+          <w:p>
+            <w:pPr>
+              <w:spacing w:after="0"/>
+            </w:pPr>
+            <w:r/>
+            <w:r>
+              <w:rPr>
+                <w:b w:val="0"/>
+                <w:i w:val="0"/>
+                <w:sz w:val="14"/>
+              </w:rPr>
+              <w:t>direct</w:t>
+            </w:r>
+          </w:p>
+        </w:tc>
+        <w:tc>
+          <w:tcPr>
+            <w:tcW w:type="dxa" w:w="1361"/>
+            <w:shd w:val="clear" w:color="auto" w:fill="F3F4F6"/>
+          </w:tcPr>
+          <w:p>
+            <w:pPr>
+              <w:spacing w:after="0"/>
+            </w:pPr>
+            <w:r/>
+            <w:r>
+              <w:rPr>
+                <w:b w:val="0"/>
+                <w:i w:val="0"/>
+                <w:sz w:val="14"/>
+              </w:rPr>
+              <w:t>✓ verified</w:t>
+            </w:r>
+          </w:p>
+        </w:tc>
+      </w:tr>
+      <w:tr>
+        <w:tc>
+          <w:tcPr>
+            <w:tcW w:type="dxa" w:w="567"/>
+          </w:tcPr>
+          <w:p>
+            <w:pPr>
+              <w:spacing w:after="0"/>
+            </w:pPr>
+            <w:r/>
+            <w:r>
+              <w:rPr>
+                <w:rFonts w:ascii="JetBrains Mono" w:hAnsi="JetBrains Mono" w:eastAsia="JetBrains Mono"/>
+                <w:b w:val="0"/>
+                <w:i w:val="0"/>
+                <w:sz w:val="11"/>
+              </w:rPr>
+              <w:t>F-67</w:t>
+            </w:r>
+          </w:p>
+        </w:tc>
+        <w:tc>
+          <w:tcPr>
+            <w:tcW w:type="dxa" w:w="1474"/>
+          </w:tcPr>
+          <w:p>
+            <w:pPr>
+              <w:spacing w:after="0"/>
+            </w:pPr>
+            <w:r/>
+            <w:r>
+              <w:rPr>
+                <w:b w:val="0"/>
+                <w:i w:val="0"/>
+                <w:sz w:val="14"/>
+              </w:rPr>
+              <w:t>routing.py moves risky stops forward, and a test checks it</w:t>
+            </w:r>
+          </w:p>
+        </w:tc>
+        <w:tc>
+          <w:tcPr>
+            <w:tcW w:type="dxa" w:w="624"/>
+          </w:tcPr>
+          <w:p>
+            <w:pPr>
+              <w:spacing w:after="0"/>
+            </w:pPr>
+            <w:r/>
+            <w:r>
+              <w:rPr>
+                <w:b w:val="0"/>
+                <w:i w:val="0"/>
+                <w:sz w:val="14"/>
+              </w:rPr>
+              <w:t>09</w:t>
+            </w:r>
+          </w:p>
+        </w:tc>
+        <w:tc>
+          <w:tcPr>
+            <w:tcW w:type="dxa" w:w="1701"/>
+          </w:tcPr>
+          <w:p>
+            <w:pPr>
+              <w:spacing w:after="0"/>
+            </w:pPr>
+            <w:r/>
+            <w:r>
+              <w:rPr>
+                <w:rFonts w:ascii="JetBrains Mono" w:hAnsi="JetBrains Mono" w:eastAsia="JetBrains Mono"/>
+                <w:b w:val="0"/>
+                <w:i w:val="0"/>
+                <w:sz w:val="11"/>
+              </w:rPr>
+              <w:t>src/fleet_routing/routing.py:215-222 (position dimension, risk_slope cost); tests/test_routing.py:87</w:t>
+            </w:r>
+          </w:p>
+        </w:tc>
+        <w:tc>
+          <w:tcPr>
+            <w:tcW w:type="dxa" w:w="1644"/>
+          </w:tcPr>
+          <w:p>
+            <w:pPr>
+              <w:spacing w:after="0"/>
+            </w:pPr>
+            <w:r/>
+            <w:r>
+              <w:rPr>
+                <w:b w:val="0"/>
+                <w:i w:val="0"/>
+                <w:sz w:val="14"/>
+              </w:rPr>
+              <w:t>position dimension + test</w:t>
+            </w:r>
+          </w:p>
+        </w:tc>
+        <w:tc>
+          <w:tcPr>
+            <w:tcW w:type="dxa" w:w="1644"/>
+          </w:tcPr>
+          <w:p>
+            <w:pPr>
+              <w:spacing w:after="0"/>
+            </w:pPr>
+            <w:r/>
+            <w:r>
+              <w:rPr>
+                <w:b w:val="0"/>
+                <w:i w:val="0"/>
+                <w:sz w:val="14"/>
+              </w:rPr>
+              <w:t>-</w:t>
+            </w:r>
+          </w:p>
+        </w:tc>
+        <w:tc>
+          <w:tcPr>
+            <w:tcW w:type="dxa" w:w="850"/>
+          </w:tcPr>
+          <w:p>
+            <w:pPr>
+              <w:spacing w:after="0"/>
+            </w:pPr>
+            <w:r/>
+            <w:r>
+              <w:rPr>
+                <w:b w:val="0"/>
+                <w:i w:val="0"/>
+                <w:sz w:val="14"/>
+              </w:rPr>
+              <w:t>direct</w:t>
+            </w:r>
+          </w:p>
+        </w:tc>
+        <w:tc>
+          <w:tcPr>
+            <w:tcW w:type="dxa" w:w="1361"/>
+          </w:tcPr>
+          <w:p>
+            <w:pPr>
+              <w:spacing w:after="0"/>
+            </w:pPr>
+            <w:r/>
+            <w:r>
+              <w:rPr>
+                <w:b w:val="0"/>
+                <w:i w:val="0"/>
+                <w:sz w:val="14"/>
+              </w:rPr>
+              <w:t>✓ verified</w:t>
+            </w:r>
+          </w:p>
+        </w:tc>
+      </w:tr>
+      <w:tr>
+        <w:tc>
+          <w:tcPr>
+            <w:tcW w:type="dxa" w:w="567"/>
+            <w:shd w:val="clear" w:color="auto" w:fill="F3F4F6"/>
+          </w:tcPr>
+          <w:p>
+            <w:pPr>
+              <w:spacing w:after="0"/>
+            </w:pPr>
+            <w:r/>
+            <w:r>
+              <w:rPr>
+                <w:rFonts w:ascii="JetBrains Mono" w:hAnsi="JetBrains Mono" w:eastAsia="JetBrains Mono"/>
+                <w:b w:val="0"/>
+                <w:i w:val="0"/>
+                <w:sz w:val="11"/>
+              </w:rPr>
+              <w:t>F-68</w:t>
+            </w:r>
+          </w:p>
+        </w:tc>
+        <w:tc>
+          <w:tcPr>
+            <w:tcW w:type="dxa" w:w="1474"/>
+            <w:shd w:val="clear" w:color="auto" w:fill="F3F4F6"/>
+          </w:tcPr>
+          <w:p>
+            <w:pPr>
+              <w:spacing w:after="0"/>
+            </w:pPr>
+            <w:r/>
+            <w:r>
+              <w:rPr>
+                <w:b w:val="0"/>
+                <w:i w:val="0"/>
+                <w:sz w:val="14"/>
+              </w:rPr>
+              <w:t>109,607 km · fewest</w:t>
+            </w:r>
+          </w:p>
+        </w:tc>
+        <w:tc>
+          <w:tcPr>
+            <w:tcW w:type="dxa" w:w="624"/>
+            <w:shd w:val="clear" w:color="auto" w:fill="F3F4F6"/>
+          </w:tcPr>
+          <w:p>
+            <w:pPr>
+              <w:spacing w:after="0"/>
+            </w:pPr>
+            <w:r/>
+            <w:r>
+              <w:rPr>
+                <w:b w:val="0"/>
+                <w:i w:val="0"/>
+                <w:sz w:val="14"/>
+              </w:rPr>
+              <w:t>09</w:t>
+            </w:r>
+          </w:p>
+        </w:tc>
+        <w:tc>
+          <w:tcPr>
+            <w:tcW w:type="dxa" w:w="1701"/>
+            <w:shd w:val="clear" w:color="auto" w:fill="F3F4F6"/>
+          </w:tcPr>
+          <w:p>
+            <w:pPr>
+              <w:spacing w:after="0"/>
+            </w:pPr>
+            <w:r/>
+            <w:r>
+              <w:rPr>
+                <w:rFonts w:ascii="JetBrains Mono" w:hAnsi="JetBrains Mono" w:eastAsia="JetBrains Mono"/>
+                <w:b w:val="0"/>
+                <w:i w:val="0"/>
+                <w:sz w:val="11"/>
+              </w:rPr>
+              <w:t>outputs/full/routing_summary.csv</w:t>
+            </w:r>
+          </w:p>
+        </w:tc>
+        <w:tc>
+          <w:tcPr>
+            <w:tcW w:type="dxa" w:w="1644"/>
+            <w:shd w:val="clear" w:color="auto" w:fill="F3F4F6"/>
+          </w:tcPr>
+          <w:p>
+            <w:pPr>
+              <w:spacing w:after="0"/>
+            </w:pPr>
+            <w:r/>
+            <w:r>
+              <w:rPr>
+                <w:b w:val="0"/>
+                <w:i w:val="0"/>
+                <w:sz w:val="14"/>
+              </w:rPr>
+              <w:t>window=peak, min total_km</w:t>
+            </w:r>
+          </w:p>
+        </w:tc>
+        <w:tc>
+          <w:tcPr>
+            <w:tcW w:type="dxa" w:w="1644"/>
+            <w:shd w:val="clear" w:color="auto" w:fill="F3F4F6"/>
+          </w:tcPr>
+          <w:p>
+            <w:pPr>
+              <w:spacing w:after="0"/>
+            </w:pPr>
+            <w:r/>
+            <w:r>
+              <w:rPr>
+                <w:b w:val="0"/>
+                <w:i w:val="0"/>
+                <w:sz w:val="14"/>
+              </w:rPr>
+              <w:t>argmin total_km over peak arms = ortools</w:t>
+            </w:r>
+          </w:p>
+        </w:tc>
+        <w:tc>
+          <w:tcPr>
+            <w:tcW w:type="dxa" w:w="850"/>
+            <w:shd w:val="clear" w:color="auto" w:fill="F3F4F6"/>
+          </w:tcPr>
+          <w:p>
+            <w:pPr>
+              <w:spacing w:after="0"/>
+            </w:pPr>
+            <w:r/>
+            <w:r>
+              <w:rPr>
+                <w:b w:val="0"/>
+                <w:i w:val="0"/>
+                <w:sz w:val="14"/>
+              </w:rPr>
+              <w:t>derived</w:t>
             </w:r>
           </w:p>
         </w:tc>
@@ -9690,7 +10330,7 @@
         <w:pStyle w:val="Heading2"/>
       </w:pPr>
       <w:r>
-        <w:t>2. Automated check run (2026-10-14 13:44)</w:t>
+        <w:t>2. Automated check run (2026-10-14 18:34)</w:t>
       </w:r>
     </w:p>
     <w:tbl>
@@ -11307,7 +11947,7 @@
                 <w:i w:val="0"/>
                 <w:sz w:val="12"/>
               </w:rPr>
-              <w:t>F-19</w:t>
+              <w:t>F-20</w:t>
             </w:r>
           </w:p>
         </w:tc>
@@ -11327,7 +11967,7 @@
                 <w:i w:val="0"/>
                 <w:sz w:val="12"/>
               </w:rPr>
-              <w:t>0.094</w:t>
+              <w:t>true</w:t>
             </w:r>
           </w:p>
         </w:tc>
@@ -11347,7 +11987,7 @@
                 <w:i w:val="0"/>
                 <w:sz w:val="12"/>
               </w:rPr>
-              <w:t>0.094</w:t>
+              <w:t>true</w:t>
             </w:r>
           </w:p>
         </w:tc>
@@ -11389,7 +12029,7 @@
                 <w:i w:val="0"/>
                 <w:sz w:val="12"/>
               </w:rPr>
-              <w:t>F-20</w:t>
+              <w:t>F-21</w:t>
             </w:r>
           </w:p>
         </w:tc>
@@ -11473,7 +12113,7 @@
                 <w:i w:val="0"/>
                 <w:sz w:val="12"/>
               </w:rPr>
-              <w:t>F-21</w:t>
+              <w:t>F-22</w:t>
             </w:r>
           </w:p>
         </w:tc>
@@ -11555,7 +12195,7 @@
                 <w:i w:val="0"/>
                 <w:sz w:val="12"/>
               </w:rPr>
-              <w:t>F-22</w:t>
+              <w:t>F-23</w:t>
             </w:r>
           </w:p>
         </w:tc>
@@ -11576,7 +12216,7 @@
                 <w:i w:val="0"/>
                 <w:sz w:val="12"/>
               </w:rPr>
-              <w:t>true</w:t>
+              <w:t>104 trucks</w:t>
             </w:r>
           </w:p>
         </w:tc>
@@ -11597,7 +12237,7 @@
                 <w:i w:val="0"/>
                 <w:sz w:val="12"/>
               </w:rPr>
-              <w:t>true</w:t>
+              <w:t>-</w:t>
             </w:r>
           </w:p>
         </w:tc>
@@ -11617,7 +12257,7 @@
                 <w:i w:val="0"/>
                 <w:sz w:val="15"/>
               </w:rPr>
-              <w:t>✓ pass</w:t>
+              <w:t>manual</w:t>
             </w:r>
           </w:p>
         </w:tc>
@@ -11639,7 +12279,7 @@
                 <w:i w:val="0"/>
                 <w:sz w:val="12"/>
               </w:rPr>
-              <w:t>F-23</w:t>
+              <w:t>F-24</w:t>
             </w:r>
           </w:p>
         </w:tc>
@@ -11659,7 +12299,7 @@
                 <w:i w:val="0"/>
                 <w:sz w:val="12"/>
               </w:rPr>
-              <w:t>104 trucks</w:t>
+              <w:t>11,368 km</w:t>
             </w:r>
           </w:p>
         </w:tc>
@@ -11721,7 +12361,7 @@
                 <w:i w:val="0"/>
                 <w:sz w:val="12"/>
               </w:rPr>
-              <w:t>F-24</w:t>
+              <w:t>F-25</w:t>
             </w:r>
           </w:p>
         </w:tc>
@@ -11742,7 +12382,7 @@
                 <w:i w:val="0"/>
                 <w:sz w:val="12"/>
               </w:rPr>
-              <w:t>11,368 km</w:t>
+              <w:t>93</w:t>
             </w:r>
           </w:p>
         </w:tc>
@@ -11763,7 +12403,7 @@
                 <w:i w:val="0"/>
                 <w:sz w:val="12"/>
               </w:rPr>
-              <w:t>-</w:t>
+              <w:t>93</w:t>
             </w:r>
           </w:p>
         </w:tc>
@@ -11783,7 +12423,7 @@
                 <w:i w:val="0"/>
                 <w:sz w:val="15"/>
               </w:rPr>
-              <w:t>manual</w:t>
+              <w:t>✓ pass</w:t>
             </w:r>
           </w:p>
         </w:tc>
@@ -11805,7 +12445,7 @@
                 <w:i w:val="0"/>
                 <w:sz w:val="12"/>
               </w:rPr>
-              <w:t>F-25</w:t>
+              <w:t>F-26</w:t>
             </w:r>
           </w:p>
         </w:tc>
@@ -11825,7 +12465,7 @@
                 <w:i w:val="0"/>
                 <w:sz w:val="12"/>
               </w:rPr>
-              <w:t>93</w:t>
+              <w:t>8,574 km</w:t>
             </w:r>
           </w:p>
         </w:tc>
@@ -11845,7 +12485,7 @@
                 <w:i w:val="0"/>
                 <w:sz w:val="12"/>
               </w:rPr>
-              <w:t>93</w:t>
+              <w:t>-</w:t>
             </w:r>
           </w:p>
         </w:tc>
@@ -11864,7 +12504,7 @@
                 <w:i w:val="0"/>
                 <w:sz w:val="15"/>
               </w:rPr>
-              <w:t>✓ pass</w:t>
+              <w:t>manual</w:t>
             </w:r>
           </w:p>
         </w:tc>
@@ -11887,7 +12527,7 @@
                 <w:i w:val="0"/>
                 <w:sz w:val="12"/>
               </w:rPr>
-              <w:t>F-26</w:t>
+              <w:t>F-27</w:t>
             </w:r>
           </w:p>
         </w:tc>
@@ -11908,7 +12548,7 @@
                 <w:i w:val="0"/>
                 <w:sz w:val="12"/>
               </w:rPr>
-              <w:t>8,574 km</w:t>
+              <w:t>-24.6%</w:t>
             </w:r>
           </w:p>
         </w:tc>
@@ -11929,7 +12569,7 @@
                 <w:i w:val="0"/>
                 <w:sz w:val="12"/>
               </w:rPr>
-              <w:t>-</w:t>
+              <w:t>-24.6%</w:t>
             </w:r>
           </w:p>
         </w:tc>
@@ -11949,7 +12589,7 @@
                 <w:i w:val="0"/>
                 <w:sz w:val="15"/>
               </w:rPr>
-              <w:t>manual</w:t>
+              <w:t>✓ pass</w:t>
             </w:r>
           </w:p>
         </w:tc>
@@ -11971,7 +12611,7 @@
                 <w:i w:val="0"/>
                 <w:sz w:val="12"/>
               </w:rPr>
-              <w:t>F-27</w:t>
+              <w:t>F-28</w:t>
             </w:r>
           </w:p>
         </w:tc>
@@ -11991,7 +12631,7 @@
                 <w:i w:val="0"/>
                 <w:sz w:val="12"/>
               </w:rPr>
-              <w:t>-24.6%</w:t>
+              <w:t>13,554</w:t>
             </w:r>
           </w:p>
         </w:tc>
@@ -12011,7 +12651,7 @@
                 <w:i w:val="0"/>
                 <w:sz w:val="12"/>
               </w:rPr>
-              <w:t>-24.6%</w:t>
+              <w:t>13,554</w:t>
             </w:r>
           </w:p>
         </w:tc>
@@ -12053,7 +12693,7 @@
                 <w:i w:val="0"/>
                 <w:sz w:val="12"/>
               </w:rPr>
-              <w:t>F-28</w:t>
+              <w:t>F-29</w:t>
             </w:r>
           </w:p>
         </w:tc>
@@ -12074,7 +12714,7 @@
                 <w:i w:val="0"/>
                 <w:sz w:val="12"/>
               </w:rPr>
-              <w:t>13,554</w:t>
+              <w:t>140,683</w:t>
             </w:r>
           </w:p>
         </w:tc>
@@ -12095,7 +12735,7 @@
                 <w:i w:val="0"/>
                 <w:sz w:val="12"/>
               </w:rPr>
-              <w:t>13,554</w:t>
+              <w:t>140,683</w:t>
             </w:r>
           </w:p>
         </w:tc>
@@ -12137,7 +12777,7 @@
                 <w:i w:val="0"/>
                 <w:sz w:val="12"/>
               </w:rPr>
-              <w:t>F-29</w:t>
+              <w:t>F-30</w:t>
             </w:r>
           </w:p>
         </w:tc>
@@ -12157,7 +12797,7 @@
                 <w:i w:val="0"/>
                 <w:sz w:val="12"/>
               </w:rPr>
-              <w:t>140,683</w:t>
+              <w:t>109,607</w:t>
             </w:r>
           </w:p>
         </w:tc>
@@ -12177,7 +12817,7 @@
                 <w:i w:val="0"/>
                 <w:sz w:val="12"/>
               </w:rPr>
-              <w:t>140,683</w:t>
+              <w:t>109,607</w:t>
             </w:r>
           </w:p>
         </w:tc>
@@ -12219,7 +12859,7 @@
                 <w:i w:val="0"/>
                 <w:sz w:val="12"/>
               </w:rPr>
-              <w:t>F-30</w:t>
+              <w:t>F-31</w:t>
             </w:r>
           </w:p>
         </w:tc>
@@ -12240,7 +12880,7 @@
                 <w:i w:val="0"/>
                 <w:sz w:val="12"/>
               </w:rPr>
-              <w:t>109,607</w:t>
+              <w:t>-22.1%</w:t>
             </w:r>
           </w:p>
         </w:tc>
@@ -12261,7 +12901,7 @@
                 <w:i w:val="0"/>
                 <w:sz w:val="12"/>
               </w:rPr>
-              <w:t>109,607</w:t>
+              <w:t>-22.1%</w:t>
             </w:r>
           </w:p>
         </w:tc>
@@ -12303,7 +12943,7 @@
                 <w:i w:val="0"/>
                 <w:sz w:val="12"/>
               </w:rPr>
-              <w:t>F-31</w:t>
+              <w:t>F-32</w:t>
             </w:r>
           </w:p>
         </w:tc>
@@ -12323,7 +12963,7 @@
                 <w:i w:val="0"/>
                 <w:sz w:val="12"/>
               </w:rPr>
-              <w:t>-22.1%</w:t>
+              <w:t>93</w:t>
             </w:r>
           </w:p>
         </w:tc>
@@ -12343,7 +12983,7 @@
                 <w:i w:val="0"/>
                 <w:sz w:val="12"/>
               </w:rPr>
-              <w:t>-22.1%</w:t>
+              <w:t>93</w:t>
             </w:r>
           </w:p>
         </w:tc>
@@ -12385,7 +13025,7 @@
                 <w:i w:val="0"/>
                 <w:sz w:val="12"/>
               </w:rPr>
-              <w:t>F-32</w:t>
+              <w:t>F-33</w:t>
             </w:r>
           </w:p>
         </w:tc>
@@ -12406,7 +13046,7 @@
                 <w:i w:val="0"/>
                 <w:sz w:val="12"/>
               </w:rPr>
-              <w:t>93</w:t>
+              <w:t>true</w:t>
             </w:r>
           </w:p>
         </w:tc>
@@ -12427,7 +13067,7 @@
                 <w:i w:val="0"/>
                 <w:sz w:val="12"/>
               </w:rPr>
-              <w:t>93</w:t>
+              <w:t>true</w:t>
             </w:r>
           </w:p>
         </w:tc>
@@ -12469,7 +13109,7 @@
                 <w:i w:val="0"/>
                 <w:sz w:val="12"/>
               </w:rPr>
-              <w:t>F-33</w:t>
+              <w:t>F-34</w:t>
             </w:r>
           </w:p>
         </w:tc>
@@ -12551,7 +13191,7 @@
                 <w:i w:val="0"/>
                 <w:sz w:val="12"/>
               </w:rPr>
-              <w:t>F-34</w:t>
+              <w:t>F-35</w:t>
             </w:r>
           </w:p>
         </w:tc>
@@ -12572,7 +13212,7 @@
                 <w:i w:val="0"/>
                 <w:sz w:val="12"/>
               </w:rPr>
-              <w:t>true</w:t>
+              <w:t>8,413</w:t>
             </w:r>
           </w:p>
         </w:tc>
@@ -12593,7 +13233,7 @@
                 <w:i w:val="0"/>
                 <w:sz w:val="12"/>
               </w:rPr>
-              <w:t>true</w:t>
+              <w:t>8,413</w:t>
             </w:r>
           </w:p>
         </w:tc>
@@ -12635,7 +13275,7 @@
                 <w:i w:val="0"/>
                 <w:sz w:val="12"/>
               </w:rPr>
-              <w:t>F-35</w:t>
+              <w:t>F-36</w:t>
             </w:r>
           </w:p>
         </w:tc>
@@ -12655,7 +13295,7 @@
                 <w:i w:val="0"/>
                 <w:sz w:val="12"/>
               </w:rPr>
-              <w:t>8,413</w:t>
+              <w:t>true</w:t>
             </w:r>
           </w:p>
         </w:tc>
@@ -12675,7 +13315,7 @@
                 <w:i w:val="0"/>
                 <w:sz w:val="12"/>
               </w:rPr>
-              <w:t>8,413</w:t>
+              <w:t>true</w:t>
             </w:r>
           </w:p>
         </w:tc>
@@ -12717,7 +13357,7 @@
                 <w:i w:val="0"/>
                 <w:sz w:val="12"/>
               </w:rPr>
-              <w:t>F-36</w:t>
+              <w:t>F-37</w:t>
             </w:r>
           </w:p>
         </w:tc>
@@ -12738,7 +13378,7 @@
                 <w:i w:val="0"/>
                 <w:sz w:val="12"/>
               </w:rPr>
-              <w:t>true</w:t>
+              <w:t>87</w:t>
             </w:r>
           </w:p>
         </w:tc>
@@ -12759,7 +13399,7 @@
                 <w:i w:val="0"/>
                 <w:sz w:val="12"/>
               </w:rPr>
-              <w:t>true</w:t>
+              <w:t>87</w:t>
             </w:r>
           </w:p>
         </w:tc>
@@ -12801,7 +13441,7 @@
                 <w:i w:val="0"/>
                 <w:sz w:val="12"/>
               </w:rPr>
-              <w:t>F-37</w:t>
+              <w:t>F-38</w:t>
             </w:r>
           </w:p>
         </w:tc>
@@ -12821,7 +13461,7 @@
                 <w:i w:val="0"/>
                 <w:sz w:val="12"/>
               </w:rPr>
-              <w:t>87</w:t>
+              <w:t>-8.1%</w:t>
             </w:r>
           </w:p>
         </w:tc>
@@ -12841,7 +13481,7 @@
                 <w:i w:val="0"/>
                 <w:sz w:val="12"/>
               </w:rPr>
-              <w:t>87</w:t>
+              <w:t>-8.1%</w:t>
             </w:r>
           </w:p>
         </w:tc>
@@ -12883,7 +13523,7 @@
                 <w:i w:val="0"/>
                 <w:sz w:val="12"/>
               </w:rPr>
-              <w:t>F-38</w:t>
+              <w:t>F-39</w:t>
             </w:r>
           </w:p>
         </w:tc>
@@ -12904,7 +13544,7 @@
                 <w:i w:val="0"/>
                 <w:sz w:val="12"/>
               </w:rPr>
-              <w:t>-8.1%</w:t>
+              <w:t>1,457</w:t>
             </w:r>
           </w:p>
         </w:tc>
@@ -12925,7 +13565,7 @@
                 <w:i w:val="0"/>
                 <w:sz w:val="12"/>
               </w:rPr>
-              <w:t>-8.1%</w:t>
+              <w:t>1,457</w:t>
             </w:r>
           </w:p>
         </w:tc>
@@ -12967,7 +13607,7 @@
                 <w:i w:val="0"/>
                 <w:sz w:val="12"/>
               </w:rPr>
-              <w:t>F-39</w:t>
+              <w:t>F-40</w:t>
             </w:r>
           </w:p>
         </w:tc>
@@ -12987,7 +13627,7 @@
                 <w:i w:val="0"/>
                 <w:sz w:val="12"/>
               </w:rPr>
-              <w:t>1,457</w:t>
+              <w:t>1,339</w:t>
             </w:r>
           </w:p>
         </w:tc>
@@ -13007,7 +13647,7 @@
                 <w:i w:val="0"/>
                 <w:sz w:val="12"/>
               </w:rPr>
-              <w:t>1,457</w:t>
+              <w:t>1,339</w:t>
             </w:r>
           </w:p>
         </w:tc>
@@ -13049,7 +13689,7 @@
                 <w:i w:val="0"/>
                 <w:sz w:val="12"/>
               </w:rPr>
-              <w:t>F-40</w:t>
+              <w:t>F-41</w:t>
             </w:r>
           </w:p>
         </w:tc>
@@ -13070,7 +13710,7 @@
                 <w:i w:val="0"/>
                 <w:sz w:val="12"/>
               </w:rPr>
-              <w:t>1,339</w:t>
+              <w:t>0.208</w:t>
             </w:r>
           </w:p>
         </w:tc>
@@ -13091,7 +13731,7 @@
                 <w:i w:val="0"/>
                 <w:sz w:val="12"/>
               </w:rPr>
-              <w:t>1,339</w:t>
+              <w:t>0.208</w:t>
             </w:r>
           </w:p>
         </w:tc>
@@ -13133,7 +13773,7 @@
                 <w:i w:val="0"/>
                 <w:sz w:val="12"/>
               </w:rPr>
-              <w:t>F-41</w:t>
+              <w:t>F-42</w:t>
             </w:r>
           </w:p>
         </w:tc>
@@ -13153,7 +13793,7 @@
                 <w:i w:val="0"/>
                 <w:sz w:val="12"/>
               </w:rPr>
-              <w:t>0.208</w:t>
+              <w:t>0.260</w:t>
             </w:r>
           </w:p>
         </w:tc>
@@ -13173,7 +13813,7 @@
                 <w:i w:val="0"/>
                 <w:sz w:val="12"/>
               </w:rPr>
-              <w:t>0.208</w:t>
+              <w:t>0.260</w:t>
             </w:r>
           </w:p>
         </w:tc>
@@ -13215,7 +13855,7 @@
                 <w:i w:val="0"/>
                 <w:sz w:val="12"/>
               </w:rPr>
-              <w:t>F-42</w:t>
+              <w:t>F-43</w:t>
             </w:r>
           </w:p>
         </w:tc>
@@ -13236,7 +13876,7 @@
                 <w:i w:val="0"/>
                 <w:sz w:val="12"/>
               </w:rPr>
-              <w:t>0.260</w:t>
+              <w:t>0.344</w:t>
             </w:r>
           </w:p>
         </w:tc>
@@ -13257,7 +13897,7 @@
                 <w:i w:val="0"/>
                 <w:sz w:val="12"/>
               </w:rPr>
-              <w:t>0.260</w:t>
+              <w:t>0.344</w:t>
             </w:r>
           </w:p>
         </w:tc>
@@ -13299,7 +13939,7 @@
                 <w:i w:val="0"/>
                 <w:sz w:val="12"/>
               </w:rPr>
-              <w:t>F-43</w:t>
+              <w:t>F-44</w:t>
             </w:r>
           </w:p>
         </w:tc>
@@ -13319,7 +13959,7 @@
                 <w:i w:val="0"/>
                 <w:sz w:val="12"/>
               </w:rPr>
-              <w:t>0.344</w:t>
+              <w:t>8.7%</w:t>
             </w:r>
           </w:p>
         </w:tc>
@@ -13339,7 +13979,7 @@
                 <w:i w:val="0"/>
                 <w:sz w:val="12"/>
               </w:rPr>
-              <w:t>0.344</w:t>
+              <w:t>8.7%</w:t>
             </w:r>
           </w:p>
         </w:tc>
@@ -13381,7 +14021,7 @@
                 <w:i w:val="0"/>
                 <w:sz w:val="12"/>
               </w:rPr>
-              <w:t>F-44</w:t>
+              <w:t>F-45</w:t>
             </w:r>
           </w:p>
         </w:tc>
@@ -13402,7 +14042,7 @@
                 <w:i w:val="0"/>
                 <w:sz w:val="12"/>
               </w:rPr>
-              <w:t>8.7%</w:t>
+              <w:t>53.8%</w:t>
             </w:r>
           </w:p>
         </w:tc>
@@ -13423,7 +14063,7 @@
                 <w:i w:val="0"/>
                 <w:sz w:val="12"/>
               </w:rPr>
-              <w:t>8.7%</w:t>
+              <w:t>53.8%</w:t>
             </w:r>
           </w:p>
         </w:tc>
@@ -13465,7 +14105,7 @@
                 <w:i w:val="0"/>
                 <w:sz w:val="12"/>
               </w:rPr>
-              <w:t>F-45</w:t>
+              <w:t>F-57</w:t>
             </w:r>
           </w:p>
         </w:tc>
@@ -13485,7 +14125,7 @@
                 <w:i w:val="0"/>
                 <w:sz w:val="12"/>
               </w:rPr>
-              <w:t>53.8%</w:t>
+              <w:t>4.41%</w:t>
             </w:r>
           </w:p>
         </w:tc>
@@ -13505,7 +14145,7 @@
                 <w:i w:val="0"/>
                 <w:sz w:val="12"/>
               </w:rPr>
-              <w:t>53.8%</w:t>
+              <w:t>4.41%</w:t>
             </w:r>
           </w:p>
         </w:tc>
@@ -13547,7 +14187,7 @@
                 <w:i w:val="0"/>
                 <w:sz w:val="12"/>
               </w:rPr>
-              <w:t>F-46</w:t>
+              <w:t>F-58</w:t>
             </w:r>
           </w:p>
         </w:tc>
@@ -13568,7 +14208,7 @@
                 <w:i w:val="0"/>
                 <w:sz w:val="12"/>
               </w:rPr>
-              <w:t>16.6%</w:t>
+              <w:t>4.58%</w:t>
             </w:r>
           </w:p>
         </w:tc>
@@ -13589,7 +14229,7 @@
                 <w:i w:val="0"/>
                 <w:sz w:val="12"/>
               </w:rPr>
-              <w:t>16.6%</w:t>
+              <w:t>4.58%</w:t>
             </w:r>
           </w:p>
         </w:tc>
@@ -13631,7 +14271,7 @@
                 <w:i w:val="0"/>
                 <w:sz w:val="12"/>
               </w:rPr>
-              <w:t>F-47</w:t>
+              <w:t>F-59</w:t>
             </w:r>
           </w:p>
         </w:tc>
@@ -13651,7 +14291,7 @@
                 <w:i w:val="0"/>
                 <w:sz w:val="12"/>
               </w:rPr>
-              <w:t>16.4%</w:t>
+              <w:t>4.39%</w:t>
             </w:r>
           </w:p>
         </w:tc>
@@ -13671,7 +14311,7 @@
                 <w:i w:val="0"/>
                 <w:sz w:val="12"/>
               </w:rPr>
-              <w:t>16.4%</w:t>
+              <w:t>4.39%</w:t>
             </w:r>
           </w:p>
         </w:tc>
@@ -13713,7 +14353,7 @@
                 <w:i w:val="0"/>
                 <w:sz w:val="12"/>
               </w:rPr>
-              <w:t>F-48</w:t>
+              <w:t>F-60</w:t>
             </w:r>
           </w:p>
         </w:tc>
@@ -13734,7 +14374,7 @@
                 <w:i w:val="0"/>
                 <w:sz w:val="12"/>
               </w:rPr>
-              <w:t>15.8%</w:t>
+              <w:t>4.32%</w:t>
             </w:r>
           </w:p>
         </w:tc>
@@ -13755,7 +14395,7 @@
                 <w:i w:val="0"/>
                 <w:sz w:val="12"/>
               </w:rPr>
-              <w:t>15.8%</w:t>
+              <w:t>4.32%</w:t>
             </w:r>
           </w:p>
         </w:tc>
@@ -13797,7 +14437,7 @@
                 <w:i w:val="0"/>
                 <w:sz w:val="12"/>
               </w:rPr>
-              <w:t>F-49</w:t>
+              <w:t>F-61</w:t>
             </w:r>
           </w:p>
         </w:tc>
@@ -13817,7 +14457,7 @@
                 <w:i w:val="0"/>
                 <w:sz w:val="12"/>
               </w:rPr>
-              <w:t>1.1%</w:t>
+              <w:t>4.33%</w:t>
             </w:r>
           </w:p>
         </w:tc>
@@ -13837,7 +14477,7 @@
                 <w:i w:val="0"/>
                 <w:sz w:val="12"/>
               </w:rPr>
-              <w:t>1.1%</w:t>
+              <w:t>4.33%</w:t>
             </w:r>
           </w:p>
         </w:tc>
@@ -13879,7 +14519,7 @@
                 <w:i w:val="0"/>
                 <w:sz w:val="12"/>
               </w:rPr>
-              <w:t>F-50</w:t>
+              <w:t>F-62</w:t>
             </w:r>
           </w:p>
         </w:tc>
@@ -13900,7 +14540,7 @@
                 <w:i w:val="0"/>
                 <w:sz w:val="12"/>
               </w:rPr>
-              <w:t>0.645</w:t>
+              <w:t>+7.7%</w:t>
             </w:r>
           </w:p>
         </w:tc>
@@ -13921,7 +14561,7 @@
                 <w:i w:val="0"/>
                 <w:sz w:val="12"/>
               </w:rPr>
-              <w:t>0.645</w:t>
+              <w:t>+7.7%</w:t>
             </w:r>
           </w:p>
         </w:tc>
@@ -13963,7 +14603,7 @@
                 <w:i w:val="0"/>
                 <w:sz w:val="12"/>
               </w:rPr>
-              <w:t>F-51</w:t>
+              <w:t>F-63</w:t>
             </w:r>
           </w:p>
         </w:tc>
@@ -13983,7 +14623,7 @@
                 <w:i w:val="0"/>
                 <w:sz w:val="12"/>
               </w:rPr>
-              <w:t>0.647</w:t>
+              <w:t>+18.4%</w:t>
             </w:r>
           </w:p>
         </w:tc>
@@ -14003,7 +14643,7 @@
                 <w:i w:val="0"/>
                 <w:sz w:val="12"/>
               </w:rPr>
-              <w:t>0.647</w:t>
+              <w:t>+18.4%</w:t>
             </w:r>
           </w:p>
         </w:tc>
@@ -14045,7 +14685,7 @@
                 <w:i w:val="0"/>
                 <w:sz w:val="12"/>
               </w:rPr>
-              <w:t>F-52</w:t>
+              <w:t>F-64</w:t>
             </w:r>
           </w:p>
         </w:tc>
@@ -14066,7 +14706,7 @@
                 <w:i w:val="0"/>
                 <w:sz w:val="12"/>
               </w:rPr>
-              <w:t>0.647</w:t>
+              <w:t>3.07% → 3.16%</w:t>
             </w:r>
           </w:p>
         </w:tc>
@@ -14087,7 +14727,339 @@
                 <w:i w:val="0"/>
                 <w:sz w:val="12"/>
               </w:rPr>
-              <w:t>0.647</w:t>
+              <w:t>3.07% → 3.16%</w:t>
+            </w:r>
+          </w:p>
+        </w:tc>
+        <w:tc>
+          <w:tcPr>
+            <w:tcW w:type="dxa" w:w="1814"/>
+            <w:shd w:val="clear" w:color="auto" w:fill="F3F4F6"/>
+          </w:tcPr>
+          <w:p>
+            <w:pPr>
+              <w:spacing w:after="0"/>
+            </w:pPr>
+            <w:r/>
+            <w:r>
+              <w:rPr>
+                <w:b w:val="0"/>
+                <w:i w:val="0"/>
+                <w:sz w:val="15"/>
+              </w:rPr>
+              <w:t>✓ pass</w:t>
+            </w:r>
+          </w:p>
+        </w:tc>
+      </w:tr>
+      <w:tr>
+        <w:tc>
+          <w:tcPr>
+            <w:tcW w:type="dxa" w:w="794"/>
+          </w:tcPr>
+          <w:p>
+            <w:pPr>
+              <w:spacing w:after="0"/>
+            </w:pPr>
+            <w:r/>
+            <w:r>
+              <w:rPr>
+                <w:rFonts w:ascii="JetBrains Mono" w:hAnsi="JetBrains Mono" w:eastAsia="JetBrains Mono"/>
+                <w:b w:val="0"/>
+                <w:i w:val="0"/>
+                <w:sz w:val="12"/>
+              </w:rPr>
+              <w:t>F-65</w:t>
+            </w:r>
+          </w:p>
+        </w:tc>
+        <w:tc>
+          <w:tcPr>
+            <w:tcW w:type="dxa" w:w="3628"/>
+          </w:tcPr>
+          <w:p>
+            <w:pPr>
+              <w:spacing w:after="0"/>
+            </w:pPr>
+            <w:r/>
+            <w:r>
+              <w:rPr>
+                <w:rFonts w:ascii="JetBrains Mono" w:hAnsi="JetBrains Mono" w:eastAsia="JetBrains Mono"/>
+                <w:b w:val="0"/>
+                <w:i w:val="0"/>
+                <w:sz w:val="12"/>
+              </w:rPr>
+              <w:t>19.0%</w:t>
+            </w:r>
+          </w:p>
+        </w:tc>
+        <w:tc>
+          <w:tcPr>
+            <w:tcW w:type="dxa" w:w="3628"/>
+          </w:tcPr>
+          <w:p>
+            <w:pPr>
+              <w:spacing w:after="0"/>
+            </w:pPr>
+            <w:r/>
+            <w:r>
+              <w:rPr>
+                <w:rFonts w:ascii="JetBrains Mono" w:hAnsi="JetBrains Mono" w:eastAsia="JetBrains Mono"/>
+                <w:b w:val="0"/>
+                <w:i w:val="0"/>
+                <w:sz w:val="12"/>
+              </w:rPr>
+              <w:t>19.0%</w:t>
+            </w:r>
+          </w:p>
+        </w:tc>
+        <w:tc>
+          <w:tcPr>
+            <w:tcW w:type="dxa" w:w="1814"/>
+          </w:tcPr>
+          <w:p>
+            <w:pPr>
+              <w:spacing w:after="0"/>
+            </w:pPr>
+            <w:r/>
+            <w:r>
+              <w:rPr>
+                <w:b w:val="0"/>
+                <w:i w:val="0"/>
+                <w:sz w:val="15"/>
+              </w:rPr>
+              <w:t>✓ pass</w:t>
+            </w:r>
+          </w:p>
+        </w:tc>
+      </w:tr>
+      <w:tr>
+        <w:tc>
+          <w:tcPr>
+            <w:tcW w:type="dxa" w:w="794"/>
+            <w:shd w:val="clear" w:color="auto" w:fill="F3F4F6"/>
+          </w:tcPr>
+          <w:p>
+            <w:pPr>
+              <w:spacing w:after="0"/>
+            </w:pPr>
+            <w:r/>
+            <w:r>
+              <w:rPr>
+                <w:rFonts w:ascii="JetBrains Mono" w:hAnsi="JetBrains Mono" w:eastAsia="JetBrains Mono"/>
+                <w:b w:val="0"/>
+                <w:i w:val="0"/>
+                <w:sz w:val="12"/>
+              </w:rPr>
+              <w:t>F-66</w:t>
+            </w:r>
+          </w:p>
+        </w:tc>
+        <w:tc>
+          <w:tcPr>
+            <w:tcW w:type="dxa" w:w="3628"/>
+            <w:shd w:val="clear" w:color="auto" w:fill="F3F4F6"/>
+          </w:tcPr>
+          <w:p>
+            <w:pPr>
+              <w:spacing w:after="0"/>
+            </w:pPr>
+            <w:r/>
+            <w:r>
+              <w:rPr>
+                <w:rFonts w:ascii="JetBrains Mono" w:hAnsi="JetBrains Mono" w:eastAsia="JetBrains Mono"/>
+                <w:b w:val="0"/>
+                <w:i w:val="0"/>
+                <w:sz w:val="12"/>
+              </w:rPr>
+              <w:t>true</w:t>
+            </w:r>
+          </w:p>
+        </w:tc>
+        <w:tc>
+          <w:tcPr>
+            <w:tcW w:type="dxa" w:w="3628"/>
+            <w:shd w:val="clear" w:color="auto" w:fill="F3F4F6"/>
+          </w:tcPr>
+          <w:p>
+            <w:pPr>
+              <w:spacing w:after="0"/>
+            </w:pPr>
+            <w:r/>
+            <w:r>
+              <w:rPr>
+                <w:rFonts w:ascii="JetBrains Mono" w:hAnsi="JetBrains Mono" w:eastAsia="JetBrains Mono"/>
+                <w:b w:val="0"/>
+                <w:i w:val="0"/>
+                <w:sz w:val="12"/>
+              </w:rPr>
+              <w:t>true</w:t>
+            </w:r>
+          </w:p>
+        </w:tc>
+        <w:tc>
+          <w:tcPr>
+            <w:tcW w:type="dxa" w:w="1814"/>
+            <w:shd w:val="clear" w:color="auto" w:fill="F3F4F6"/>
+          </w:tcPr>
+          <w:p>
+            <w:pPr>
+              <w:spacing w:after="0"/>
+            </w:pPr>
+            <w:r/>
+            <w:r>
+              <w:rPr>
+                <w:b w:val="0"/>
+                <w:i w:val="0"/>
+                <w:sz w:val="15"/>
+              </w:rPr>
+              <w:t>✓ pass</w:t>
+            </w:r>
+          </w:p>
+        </w:tc>
+      </w:tr>
+      <w:tr>
+        <w:tc>
+          <w:tcPr>
+            <w:tcW w:type="dxa" w:w="794"/>
+          </w:tcPr>
+          <w:p>
+            <w:pPr>
+              <w:spacing w:after="0"/>
+            </w:pPr>
+            <w:r/>
+            <w:r>
+              <w:rPr>
+                <w:rFonts w:ascii="JetBrains Mono" w:hAnsi="JetBrains Mono" w:eastAsia="JetBrains Mono"/>
+                <w:b w:val="0"/>
+                <w:i w:val="0"/>
+                <w:sz w:val="12"/>
+              </w:rPr>
+              <w:t>F-67</w:t>
+            </w:r>
+          </w:p>
+        </w:tc>
+        <w:tc>
+          <w:tcPr>
+            <w:tcW w:type="dxa" w:w="3628"/>
+          </w:tcPr>
+          <w:p>
+            <w:pPr>
+              <w:spacing w:after="0"/>
+            </w:pPr>
+            <w:r/>
+            <w:r>
+              <w:rPr>
+                <w:rFonts w:ascii="JetBrains Mono" w:hAnsi="JetBrains Mono" w:eastAsia="JetBrains Mono"/>
+                <w:b w:val="0"/>
+                <w:i w:val="0"/>
+                <w:sz w:val="12"/>
+              </w:rPr>
+              <w:t>true</w:t>
+            </w:r>
+          </w:p>
+        </w:tc>
+        <w:tc>
+          <w:tcPr>
+            <w:tcW w:type="dxa" w:w="3628"/>
+          </w:tcPr>
+          <w:p>
+            <w:pPr>
+              <w:spacing w:after="0"/>
+            </w:pPr>
+            <w:r/>
+            <w:r>
+              <w:rPr>
+                <w:rFonts w:ascii="JetBrains Mono" w:hAnsi="JetBrains Mono" w:eastAsia="JetBrains Mono"/>
+                <w:b w:val="0"/>
+                <w:i w:val="0"/>
+                <w:sz w:val="12"/>
+              </w:rPr>
+              <w:t>true</w:t>
+            </w:r>
+          </w:p>
+        </w:tc>
+        <w:tc>
+          <w:tcPr>
+            <w:tcW w:type="dxa" w:w="1814"/>
+          </w:tcPr>
+          <w:p>
+            <w:pPr>
+              <w:spacing w:after="0"/>
+            </w:pPr>
+            <w:r/>
+            <w:r>
+              <w:rPr>
+                <w:b w:val="0"/>
+                <w:i w:val="0"/>
+                <w:sz w:val="15"/>
+              </w:rPr>
+              <w:t>✓ pass</w:t>
+            </w:r>
+          </w:p>
+        </w:tc>
+      </w:tr>
+      <w:tr>
+        <w:tc>
+          <w:tcPr>
+            <w:tcW w:type="dxa" w:w="794"/>
+            <w:shd w:val="clear" w:color="auto" w:fill="F3F4F6"/>
+          </w:tcPr>
+          <w:p>
+            <w:pPr>
+              <w:spacing w:after="0"/>
+            </w:pPr>
+            <w:r/>
+            <w:r>
+              <w:rPr>
+                <w:rFonts w:ascii="JetBrains Mono" w:hAnsi="JetBrains Mono" w:eastAsia="JetBrains Mono"/>
+                <w:b w:val="0"/>
+                <w:i w:val="0"/>
+                <w:sz w:val="12"/>
+              </w:rPr>
+              <w:t>F-68</w:t>
+            </w:r>
+          </w:p>
+        </w:tc>
+        <w:tc>
+          <w:tcPr>
+            <w:tcW w:type="dxa" w:w="3628"/>
+            <w:shd w:val="clear" w:color="auto" w:fill="F3F4F6"/>
+          </w:tcPr>
+          <w:p>
+            <w:pPr>
+              <w:spacing w:after="0"/>
+            </w:pPr>
+            <w:r/>
+            <w:r>
+              <w:rPr>
+                <w:rFonts w:ascii="JetBrains Mono" w:hAnsi="JetBrains Mono" w:eastAsia="JetBrains Mono"/>
+                <w:b w:val="0"/>
+                <w:i w:val="0"/>
+                <w:sz w:val="12"/>
+              </w:rPr>
+              <w:t>true</w:t>
+            </w:r>
+          </w:p>
+        </w:tc>
+        <w:tc>
+          <w:tcPr>
+            <w:tcW w:type="dxa" w:w="3628"/>
+            <w:shd w:val="clear" w:color="auto" w:fill="F3F4F6"/>
+          </w:tcPr>
+          <w:p>
+            <w:pPr>
+              <w:spacing w:after="0"/>
+            </w:pPr>
+            <w:r/>
+            <w:r>
+              <w:rPr>
+                <w:rFonts w:ascii="JetBrains Mono" w:hAnsi="JetBrains Mono" w:eastAsia="JetBrains Mono"/>
+                <w:b w:val="0"/>
+                <w:i w:val="0"/>
+                <w:sz w:val="12"/>
+              </w:rPr>
+              <w:t>true</w:t>
             </w:r>
           </w:p>
         </w:tc>
@@ -14761,7 +15733,7 @@
                 <w:i w:val="0"/>
                 <w:sz w:val="15"/>
               </w:rPr>
-              <w:t>F-13, F-14, F-15, F-19, F-46, F-47, F-48, F-49</w:t>
+              <w:t>F-13, F-14, F-15, F-57, F-58, F-59, F-60, F-61, F-64</w:t>
             </w:r>
           </w:p>
         </w:tc>
@@ -14781,7 +15753,7 @@
                 <w:i w:val="0"/>
                 <w:sz w:val="15"/>
               </w:rPr>
-              <w:t>slides 04, 05, 09</w:t>
+              <w:t>slides 04, 09</w:t>
             </w:r>
           </w:p>
         </w:tc>
@@ -14861,7 +15833,7 @@
                 <w:i w:val="0"/>
                 <w:sz w:val="15"/>
               </w:rPr>
-              <w:t>F-14, F-15, F-23, F-24, F-25, F-26, F-27, F-32, F-33, F-34, F-35, F-36</w:t>
+              <w:t>F-14, F-15, F-23, F-24, F-25, F-26, F-27, F-32, F-33, F-34, F-35, F-36, F-59, F-65, F-66</w:t>
             </w:r>
           </w:p>
         </w:tc>
@@ -14880,7 +15852,7 @@
                 <w:i w:val="0"/>
                 <w:sz w:val="15"/>
               </w:rPr>
-              <w:t>slides 04, 06, 07</w:t>
+              <w:t>slides 04, 06, 07, 09</w:t>
             </w:r>
           </w:p>
         </w:tc>
@@ -14964,7 +15936,7 @@
                 <w:i w:val="0"/>
                 <w:sz w:val="15"/>
               </w:rPr>
-              <w:t>F-09, F-25, F-26, F-30, F-31, F-35, F-38, F-40</w:t>
+              <w:t>F-09, F-25, F-26, F-30, F-31, F-35, F-38, F-40, F-57, F-58, F-59, F-60, F-61, F-62, F-63</w:t>
             </w:r>
           </w:p>
         </w:tc>
@@ -14984,7 +15956,7 @@
                 <w:i w:val="0"/>
                 <w:sz w:val="15"/>
               </w:rPr>
-              <w:t>slides 03, 05, 06, 07, 08</w:t>
+              <w:t>slides 03, 05, 06, 07, 08, 09</w:t>
             </w:r>
           </w:p>
         </w:tc>
@@ -15083,7 +16055,7 @@
                 <w:i w:val="0"/>
                 <w:sz w:val="15"/>
               </w:rPr>
-              <w:t>slides 06, 07, 08</w:t>
+              <w:t>slides 06, 07, 08, 09</w:t>
             </w:r>
           </w:p>
         </w:tc>
@@ -15370,7 +16342,7 @@
                 <w:i w:val="0"/>
                 <w:sz w:val="15"/>
               </w:rPr>
-              <w:t>F-46, F-47, F-48, F-49</w:t>
+              <w:t>F-21</w:t>
             </w:r>
           </w:p>
         </w:tc>
@@ -15390,7 +16362,7 @@
                 <w:i w:val="0"/>
                 <w:sz w:val="15"/>
               </w:rPr>
-              <w:t>slides 09</w:t>
+              <w:t>slides 05</w:t>
             </w:r>
           </w:p>
         </w:tc>
@@ -15470,7 +16442,7 @@
                 <w:i w:val="0"/>
                 <w:sz w:val="15"/>
               </w:rPr>
-              <w:t>F-21, F-46, F-47, F-48, F-49</w:t>
+              <w:t>F-21</w:t>
             </w:r>
           </w:p>
         </w:tc>
@@ -15489,7 +16461,7 @@
                 <w:i w:val="0"/>
                 <w:sz w:val="15"/>
               </w:rPr>
-              <w:t>slides 05, 09</w:t>
+              <w:t>slides 05</w:t>
             </w:r>
           </w:p>
         </w:tc>
@@ -15796,7 +16768,7 @@
                 <w:i w:val="0"/>
                 <w:sz w:val="15"/>
               </w:rPr>
-              <w:t>slides 06, 08</w:t>
+              <w:t>slides 06, 08, 09</w:t>
             </w:r>
           </w:p>
         </w:tc>
@@ -15999,7 +16971,7 @@
                 <w:i w:val="0"/>
                 <w:sz w:val="15"/>
               </w:rPr>
-              <w:t>slides 06, 07, 08</w:t>
+              <w:t>slides 06, 07, 08, 09</w:t>
             </w:r>
           </w:p>
         </w:tc>
@@ -16079,7 +17051,7 @@
                 <w:i w:val="0"/>
                 <w:sz w:val="15"/>
               </w:rPr>
-              <w:t>F-14, F-15, F-18, F-27, F-31, F-38, F-41, F-42, F-43, F-44, F-45, F-46, F-47, F-48, F-49, F-50, F-51, F-52, F-54</w:t>
+              <w:t>F-14, F-15, F-18, F-27, F-31, F-38, F-41, F-42, F-43, F-44, F-45, F-54, F-57, F-58, F-59, F-60, F-61, F-62, F-63, F-64, F-65</w:t>
             </w:r>
           </w:p>
         </w:tc>
@@ -16348,6 +17320,21 @@
           <w:color w:val="4B5563"/>
           <w:sz w:val="18"/>
         </w:rPr>
+        <w:t>Who plans delivery routes every night, and the four problems they run into.</w:t>
+      </w:r>
+    </w:p>
+    <w:p>
+      <w:pPr>
+        <w:spacing w:after="20"/>
+        <w:ind w:left="283"/>
+      </w:pPr>
+      <w:r>
+        <w:rPr>
+          <w:b w:val="0"/>
+          <w:i w:val="0"/>
+          <w:color w:val="4B5563"/>
+          <w:sz w:val="18"/>
+        </w:rPr>
         <w:t>WHO LIVES WITH THIS · Regional freight &amp; 3PL carriers · Parcel &amp; retail distribution · Grocery &amp; e-commerce fleets</w:t>
       </w:r>
     </w:p>
@@ -16856,7 +17843,7 @@
           <w:color w:val="4B5563"/>
           <w:sz w:val="18"/>
         </w:rPr>
-        <w:t xml:space="preserve">6.8-11.6 s · composition </w:t>
+        <w:t xml:space="preserve">6.8-12.0 s · composition </w:t>
       </w:r>
       <w:r>
         <w:rPr>
@@ -16947,6 +17934,21 @@
           <w:color w:val="4B5563"/>
           <w:sz w:val="18"/>
         </w:rPr>
+        <w:t>The project in one line: a big fleet, thousands of orders, one night to plan them.</w:t>
+      </w:r>
+    </w:p>
+    <w:p>
+      <w:pPr>
+        <w:spacing w:after="20"/>
+        <w:ind w:left="283"/>
+      </w:pPr>
+      <w:r>
+        <w:rPr>
+          <w:b w:val="0"/>
+          <w:i w:val="0"/>
+          <w:color w:val="4B5563"/>
+          <w:sz w:val="18"/>
+        </w:rPr>
         <w:t>300 trucks, 4 depots. Up to 2,800 orders a day. One evening to route them.</w:t>
       </w:r>
     </w:p>
@@ -16963,6 +17965,21 @@
           <w:sz w:val="18"/>
         </w:rPr>
         <w:t>every stop has a delivery window · trailer capacity + shift limits · &gt;5% of peak shipments misrouted</w:t>
+      </w:r>
+    </w:p>
+    <w:p>
+      <w:pPr>
+        <w:spacing w:after="20"/>
+        <w:ind w:left="283"/>
+      </w:pPr>
+      <w:r>
+        <w:rPr>
+          <w:b w:val="0"/>
+          <w:i w:val="0"/>
+          <w:color w:val="4B5563"/>
+          <w:sz w:val="18"/>
+        </w:rPr>
+        <w:t>Misrouted = sent to the wrong depot, truck or door, so it needs a second delivery.</w:t>
       </w:r>
     </w:p>
     <w:p>
@@ -17844,7 +18861,7 @@
           <w:color w:val="4B5563"/>
           <w:sz w:val="18"/>
         </w:rPr>
-        <w:t xml:space="preserve">11.3-19.3 s · composition </w:t>
+        <w:t xml:space="preserve">11.7-19.7 s · composition </w:t>
       </w:r>
       <w:r>
         <w:rPr>
@@ -17950,6 +18967,21 @@
           <w:color w:val="4B5563"/>
           <w:sz w:val="18"/>
         </w:rPr>
+        <w:t>Read left to right: forecast demand, book drivers, flag risky stops, then the optimizer builds the routes.</w:t>
+      </w:r>
+    </w:p>
+    <w:p>
+      <w:pPr>
+        <w:spacing w:after="20"/>
+        <w:ind w:left="283"/>
+      </w:pPr>
+      <w:r>
+        <w:rPr>
+          <w:b w:val="0"/>
+          <w:i w:val="0"/>
+          <w:color w:val="4B5563"/>
+          <w:sz w:val="18"/>
+        </w:rPr>
         <w:t>ORDERS stops + time windows → [EVERY MONDAY: FORECAST how busy is next week? → BOOK DRIVERS trucks per depot] → [EVERY EVENING: RISK CHECK which stops may go wrong? → OPTIMIZER OR-Tools, 6 s per depot] → ROUTES OUT ✓ windows kept ✓ fewer km ✓ fewer trucks</w:t>
       </w:r>
     </w:p>
@@ -18631,7 +19663,7 @@
           <w:color w:val="4B5563"/>
           <w:sz w:val="18"/>
         </w:rPr>
-        <w:t xml:space="preserve">19.3-26.3 s · composition </w:t>
+        <w:t xml:space="preserve">19.7-26.7 s · composition </w:t>
       </w:r>
       <w:r>
         <w:rPr>
@@ -18723,6 +19755,21 @@
           <w:sz w:val="18"/>
         </w:rPr>
         <w:t>Pricing risk into the route</w:t>
+      </w:r>
+    </w:p>
+    <w:p>
+      <w:pPr>
+        <w:spacing w:after="20"/>
+        <w:ind w:left="283"/>
+      </w:pPr>
+      <w:r>
+        <w:rPr>
+          <w:b w:val="0"/>
+          <w:i w:val="0"/>
+          <w:color w:val="4B5563"/>
+          <w:sz w:val="18"/>
+        </w:rPr>
+        <w:t>One truck, four stops. The optimizer weighs extra km against the chance a late stop gets misrouted.</w:t>
       </w:r>
     </w:p>
     <w:p>
@@ -19337,7 +20384,7 @@
           <w:color w:val="4B5563"/>
           <w:sz w:val="18"/>
         </w:rPr>
-        <w:t xml:space="preserve">26.0-38.8 s · composition </w:t>
+        <w:t xml:space="preserve">26.4-39.2 s · composition </w:t>
       </w:r>
       <w:r>
         <w:rPr>
@@ -19443,7 +20490,22 @@
           <w:color w:val="4B5563"/>
           <w:sz w:val="18"/>
         </w:rPr>
-        <w:t>data.py · seeded generator: Zone demand (2 yrs × 40 zones), Shipments (200k history), Orders (24k · time windows)</w:t>
+        <w:t>Each box is a file in the repo. Data flows left to right; one replay scores every plan the same way.</w:t>
+      </w:r>
+    </w:p>
+    <w:p>
+      <w:pPr>
+        <w:spacing w:after="20"/>
+        <w:ind w:left="283"/>
+      </w:pPr>
+      <w:r>
+        <w:rPr>
+          <w:b w:val="0"/>
+          <w:i w:val="0"/>
+          <w:color w:val="4B5563"/>
+          <w:sz w:val="18"/>
+        </w:rPr>
+        <w:t>data.py · seeded generator: Zone demand (2 yrs × 40 zones), Shipments (200k past shipments), Orders (24k · time windows)</w:t>
       </w:r>
     </w:p>
     <w:p>
@@ -19473,7 +20535,7 @@
           <w:color w:val="4B5563"/>
           <w:sz w:val="18"/>
         </w:rPr>
-        <w:t>risk.py Misroute-risk model (XGBoost · p(misroute)) · +0.094 log-odds / stop</w:t>
+        <w:t>risk.py Misroute-risk model (XGBoost · chance of misroute) · later stops are riskier</w:t>
       </w:r>
     </w:p>
     <w:p>
@@ -19488,7 +20550,7 @@
           <w:color w:val="4B5563"/>
           <w:sz w:val="18"/>
         </w:rPr>
-        <w:t>routing.py OR-Tools CVRPTW (capacity · windows · shift · + misroute risk priced in km · solve budget 6.0 s) → Routes (per depot-day) → replay() Replay (km · on-time · misroutes)</w:t>
+        <w:t>routing.py OR-Tools route solver (capacity · windows · shift · + misroute risk priced in km · solve budget 6.0 s) → Routes (per depot-day) → replay() Replay (km · on-time · misroutes)</w:t>
       </w:r>
     </w:p>
     <w:p>
@@ -20221,7 +21283,7 @@
                 <w:i w:val="0"/>
                 <w:sz w:val="12"/>
               </w:rPr>
-              <w:t>F-19</w:t>
+              <w:t>F-20</w:t>
             </w:r>
           </w:p>
         </w:tc>
@@ -20241,7 +21303,7 @@
                 <w:i w:val="0"/>
                 <w:sz w:val="15"/>
               </w:rPr>
-              <w:t>+0.094 log-odds / stop</w:t>
+              <w:t>forecast.py, risk.py, simulate.py, routing.py, replay(), data.py</w:t>
             </w:r>
           </w:p>
         </w:tc>
@@ -20262,7 +21324,7 @@
                 <w:i w:val="0"/>
                 <w:sz w:val="12"/>
               </w:rPr>
-              <w:t>outputs/full/results.json</w:t>
+              <w:t>src/fleet_routing/</w:t>
             </w:r>
             <w:r>
               <w:rPr>
@@ -20270,7 +21332,7 @@
                 <w:i w:val="0"/>
                 <w:sz w:val="15"/>
               </w:rPr>
-              <w:t xml:space="preserve"> · position_effect_logodds_per_stop</w:t>
+              <w:t xml:space="preserve"> · files + def replay</w:t>
             </w:r>
           </w:p>
         </w:tc>
@@ -20332,7 +21394,7 @@
                 <w:i w:val="0"/>
                 <w:sz w:val="12"/>
               </w:rPr>
-              <w:t>F-20</w:t>
+              <w:t>F-21</w:t>
             </w:r>
           </w:p>
         </w:tc>
@@ -20351,7 +21413,7 @@
                 <w:i w:val="0"/>
                 <w:sz w:val="15"/>
               </w:rPr>
-              <w:t>forecast.py, risk.py, simulate.py, routing.py, replay(), data.py</w:t>
+              <w:t>call top 5% before loading</w:t>
             </w:r>
           </w:p>
         </w:tc>
@@ -20371,7 +21433,7 @@
                 <w:i w:val="0"/>
                 <w:sz w:val="12"/>
               </w:rPr>
-              <w:t>src/fleet_routing/</w:t>
+              <w:t>src/fleet_routing/config.py:93</w:t>
             </w:r>
             <w:r>
               <w:rPr>
@@ -20379,7 +21441,7 @@
                 <w:i w:val="0"/>
                 <w:sz w:val="15"/>
               </w:rPr>
-              <w:t xml:space="preserve"> · files + def replay</w:t>
+              <w:t xml:space="preserve"> · ADDRESS_CHECK_SHARE = 0.05</w:t>
             </w:r>
           </w:p>
         </w:tc>
@@ -20405,118 +21467,6 @@
         <w:tc>
           <w:tcPr>
             <w:tcW w:type="dxa" w:w="850"/>
-          </w:tcPr>
-          <w:p>
-            <w:pPr>
-              <w:spacing w:after="0"/>
-            </w:pPr>
-            <w:r/>
-            <w:r>
-              <w:rPr>
-                <w:b w:val="0"/>
-                <w:i w:val="0"/>
-                <w:sz w:val="15"/>
-              </w:rPr>
-              <w:t>✓</w:t>
-            </w:r>
-          </w:p>
-        </w:tc>
-      </w:tr>
-      <w:tr>
-        <w:tc>
-          <w:tcPr>
-            <w:tcW w:type="dxa" w:w="624"/>
-            <w:shd w:val="clear" w:color="auto" w:fill="F3F4F6"/>
-          </w:tcPr>
-          <w:p>
-            <w:pPr>
-              <w:spacing w:after="0"/>
-            </w:pPr>
-            <w:r/>
-            <w:r>
-              <w:rPr>
-                <w:rFonts w:ascii="JetBrains Mono" w:hAnsi="JetBrains Mono" w:eastAsia="JetBrains Mono"/>
-                <w:b w:val="0"/>
-                <w:i w:val="0"/>
-                <w:sz w:val="12"/>
-              </w:rPr>
-              <w:t>F-21</w:t>
-            </w:r>
-          </w:p>
-        </w:tc>
-        <w:tc>
-          <w:tcPr>
-            <w:tcW w:type="dxa" w:w="1928"/>
-            <w:shd w:val="clear" w:color="auto" w:fill="F3F4F6"/>
-          </w:tcPr>
-          <w:p>
-            <w:pPr>
-              <w:spacing w:after="0"/>
-            </w:pPr>
-            <w:r/>
-            <w:r>
-              <w:rPr>
-                <w:b w:val="0"/>
-                <w:i w:val="0"/>
-                <w:sz w:val="15"/>
-              </w:rPr>
-              <w:t>call top 5% before loading</w:t>
-            </w:r>
-          </w:p>
-        </w:tc>
-        <w:tc>
-          <w:tcPr>
-            <w:tcW w:type="dxa" w:w="3402"/>
-            <w:shd w:val="clear" w:color="auto" w:fill="F3F4F6"/>
-          </w:tcPr>
-          <w:p>
-            <w:pPr>
-              <w:spacing w:after="0"/>
-            </w:pPr>
-            <w:r/>
-            <w:r>
-              <w:rPr>
-                <w:rFonts w:ascii="JetBrains Mono" w:hAnsi="JetBrains Mono" w:eastAsia="JetBrains Mono"/>
-                <w:b w:val="0"/>
-                <w:i w:val="0"/>
-                <w:sz w:val="12"/>
-              </w:rPr>
-              <w:t>src/fleet_routing/config.py:93</w:t>
-            </w:r>
-            <w:r>
-              <w:rPr>
-                <w:b w:val="0"/>
-                <w:i w:val="0"/>
-                <w:sz w:val="15"/>
-              </w:rPr>
-              <w:t xml:space="preserve"> · ADDRESS_CHECK_SHARE = 0.05</w:t>
-            </w:r>
-          </w:p>
-        </w:tc>
-        <w:tc>
-          <w:tcPr>
-            <w:tcW w:type="dxa" w:w="3061"/>
-            <w:shd w:val="clear" w:color="auto" w:fill="F3F4F6"/>
-          </w:tcPr>
-          <w:p>
-            <w:pPr>
-              <w:spacing w:after="0"/>
-            </w:pPr>
-            <w:r/>
-            <w:r>
-              <w:rPr>
-                <w:b w:val="0"/>
-                <w:i w:val="0"/>
-                <w:sz w:val="15"/>
-              </w:rPr>
-              <w:t>-</w:t>
-            </w:r>
-          </w:p>
-        </w:tc>
-        <w:tc>
-          <w:tcPr>
-            <w:tcW w:type="dxa" w:w="850"/>
-            <w:shd w:val="clear" w:color="auto" w:fill="F3F4F6"/>
           </w:tcPr>
           <w:p>
             <w:pPr>
@@ -20608,7 +21558,7 @@
           <w:color w:val="4B5563"/>
           <w:sz w:val="18"/>
         </w:rPr>
-        <w:t xml:space="preserve">38.4-53.0 s · composition </w:t>
+        <w:t xml:space="preserve">38.8-53.4 s · composition </w:t>
       </w:r>
       <w:r>
         <w:rPr>
@@ -20753,6 +21703,21 @@
           <w:color w:val="4B5563"/>
           <w:sz w:val="18"/>
         </w:rPr>
+        <w:t>Each line is one truck's route out of the depot (white square). Less line = fewer km.</w:t>
+      </w:r>
+    </w:p>
+    <w:p>
+      <w:pPr>
+        <w:spacing w:after="20"/>
+        <w:ind w:left="283"/>
+      </w:pPr>
+      <w:r>
+        <w:rPr>
+          <w:b w:val="0"/>
+          <w:i w:val="0"/>
+          <w:color w:val="4B5563"/>
+          <w:sz w:val="18"/>
+        </w:rPr>
         <w:t>Depot 3 · dispatch 2025-12-09 · ○ high predicted misroute risk</w:t>
       </w:r>
     </w:p>
@@ -20768,7 +21733,37 @@
           <w:color w:val="4B5563"/>
           <w:sz w:val="18"/>
         </w:rPr>
-        <w:t>Sweep + nearest neighbour: 104 trucks · 11,368 km | OR-Tools CVRPTW, risk-priced: 93 trucks · 8,574 km | −24.6% km</w:t>
+        <w:t>Sweep baseline: fill trucks by direction: 104 trucks · 11,368 km | OR-Tools solver, risk-priced: 93 trucks · 8,574 km | −24.6% km</w:t>
+      </w:r>
+    </w:p>
+    <w:p>
+      <w:pPr>
+        <w:spacing w:after="20"/>
+        <w:ind w:left="283"/>
+      </w:pPr>
+      <w:r>
+        <w:rPr>
+          <w:b w:val="0"/>
+          <w:i w:val="0"/>
+          <w:color w:val="4B5563"/>
+          <w:sz w:val="18"/>
+        </w:rPr>
+        <w:t>The whole peak week, all four depots.</w:t>
+      </w:r>
+    </w:p>
+    <w:p>
+      <w:pPr>
+        <w:spacing w:after="20"/>
+        <w:ind w:left="283"/>
+      </w:pPr>
+      <w:r>
+        <w:rPr>
+          <w:b w:val="0"/>
+          <w:i w:val="0"/>
+          <w:color w:val="4B5563"/>
+          <w:sz w:val="18"/>
+        </w:rPr>
+        <w:t>Total road km every truck drove that week, sweep vs plain OR-Tools. Fewer km is better.</w:t>
       </w:r>
     </w:p>
     <w:p>
@@ -22117,7 +23112,7 @@
           <w:color w:val="4B5563"/>
           <w:sz w:val="18"/>
         </w:rPr>
-        <w:t xml:space="preserve">52.7-65.7 s · composition </w:t>
+        <w:t xml:space="preserve">53.1-66.1 s · composition </w:t>
       </w:r>
       <w:r>
         <w:rPr>
@@ -22209,6 +23204,21 @@
           <w:sz w:val="18"/>
         </w:rPr>
         <w:t>What the dispatcher gets</w:t>
+      </w:r>
+    </w:p>
+    <w:p>
+      <w:pPr>
+        <w:spacing w:after="20"/>
+        <w:ind w:left="283"/>
+      </w:pPr>
+      <w:r>
+        <w:rPr>
+          <w:b w:val="0"/>
+          <w:i w:val="0"/>
+          <w:color w:val="4B5563"/>
+          <w:sz w:val="18"/>
+        </w:rPr>
+        <w:t>Each row is one truck's day: leave time, stops, first and last arrival, km driven, back at the depot.</w:t>
       </w:r>
     </w:p>
     <w:p>
@@ -23271,7 +24281,7 @@
           <w:color w:val="4B5563"/>
           <w:sz w:val="18"/>
         </w:rPr>
-        <w:t xml:space="preserve">65.4-74.2 s · composition </w:t>
+        <w:t xml:space="preserve">65.8-74.6 s · composition </w:t>
       </w:r>
       <w:r>
         <w:rPr>
@@ -23377,6 +24387,21 @@
           <w:color w:val="4B5563"/>
           <w:sz w:val="18"/>
         </w:rPr>
+        <w:t>Changes are OR-Tools vs the sweep. WAPE = forecast error as a share of real orders. Lower is better on all four.</w:t>
+      </w:r>
+    </w:p>
+    <w:p>
+      <w:pPr>
+        <w:spacing w:after="20"/>
+        <w:ind w:left="283"/>
+      </w:pPr>
+      <w:r>
+        <w:rPr>
+          <w:b w:val="0"/>
+          <w:i w:val="0"/>
+          <w:color w:val="4B5563"/>
+          <w:sz w:val="18"/>
+        </w:rPr>
         <w:t>OPTIMIZER −22.1% road km, peak week · 140,683 → 109,607</w:t>
       </w:r>
     </w:p>
@@ -23437,7 +24462,7 @@
           <w:color w:val="4B5563"/>
           <w:sz w:val="18"/>
         </w:rPr>
-        <w:t>4 depots · 300 trucks · 40 zones · every number from one replay function</w:t>
+        <w:t>4 depots · 300 trucks · 40 zones · every routing number comes from one replay that re-drives the finished routes</w:t>
       </w:r>
     </w:p>
     <w:p>
@@ -25173,7 +26198,7 @@
         <w:pStyle w:val="Heading3"/>
       </w:pPr>
       <w:r>
-        <w:t>Slide 09: What didn't win</w:t>
+        <w:t>Slide 09: Lesson and fix</w:t>
       </w:r>
     </w:p>
     <w:p>
@@ -25184,7 +26209,7 @@
           <w:color w:val="4B5563"/>
           <w:sz w:val="18"/>
         </w:rPr>
-        <w:t xml:space="preserve">73.8-80.0 s · composition </w:t>
+        <w:t xml:space="preserve">74.2-83.2 s · composition </w:t>
       </w:r>
       <w:r>
         <w:rPr>
@@ -25260,7 +26285,7 @@
           <w:color w:val="4B5563"/>
           <w:sz w:val="18"/>
         </w:rPr>
-        <w:t>09 · WHAT DIDN'T WIN</w:t>
+        <w:t>09 · LESSON AND FIX</w:t>
       </w:r>
     </w:p>
     <w:p>
@@ -25275,7 +26300,7 @@
           <w:color w:val="4B5563"/>
           <w:sz w:val="18"/>
         </w:rPr>
-        <w:t>The XGBoost risk model ties a two-line supervisor rule.</w:t>
+        <w:t>Tighter routes misroute more. So I priced the risk into routing.</w:t>
       </w:r>
     </w:p>
     <w:p>
@@ -25290,7 +26315,7 @@
           <w:color w:val="4B5563"/>
           <w:sz w:val="18"/>
         </w:rPr>
-        <w:t>Peak misroutes cut by calling the top 5% of consignees before loading</w:t>
+        <w:t>Peak week, all 4 depots. Misroute rate = share of shipments sent to the wrong place; lower is better.</w:t>
       </w:r>
     </w:p>
     <w:p>
@@ -25305,7 +26330,7 @@
           <w:color w:val="4B5563"/>
           <w:sz w:val="18"/>
         </w:rPr>
-        <w:t>Supervisor rule (postcode, then address) 16.6% · XGBoost (ROC-AUC 0.645) 16.4% · Logistic regression (ROC-AUC 0.647) 15.8% · Random 5% 1.1%</w:t>
+        <w:t>THE LESSON · The fewest-km plan misroutes the most · Misroute rate · dashed line = sweep baseline</w:t>
       </w:r>
     </w:p>
     <w:p>
@@ -25320,7 +26345,82 @@
           <w:color w:val="4B5563"/>
           <w:sz w:val="18"/>
         </w:rPr>
-        <w:t>Why: the label caps both models (ceiling AUC 0.647). Next step: train on fixable faults only.</w:t>
+        <w:t>Sweep baseline (140,683 km) 4.41% · Plain OR-Tools (109,607 km · fewest) 4.58% TRAP</w:t>
+      </w:r>
+    </w:p>
+    <w:p>
+      <w:pPr>
+        <w:spacing w:after="20"/>
+        <w:ind w:left="283"/>
+      </w:pPr>
+      <w:r>
+        <w:rPr>
+          <w:b w:val="0"/>
+          <w:i w:val="0"/>
+          <w:color w:val="4B5563"/>
+          <w:sz w:val="18"/>
+        </w:rPr>
+        <w:t>Packing more stops per truck puts more parcels deep in the trailer. Quiet week too: 3.07% → 3.16%.</w:t>
+      </w:r>
+    </w:p>
+    <w:p>
+      <w:pPr>
+        <w:spacing w:after="20"/>
+        <w:ind w:left="283"/>
+      </w:pPr>
+      <w:r>
+        <w:rPr>
+          <w:b w:val="0"/>
+          <w:i w:val="0"/>
+          <w:color w:val="4B5563"/>
+          <w:sz w:val="18"/>
+        </w:rPr>
+        <w:t>THE FIX, IN THE REPO · Charge km for a risky stop placed late · One misroute priced at · km vs unpriced OR-Tools</w:t>
+      </w:r>
+    </w:p>
+    <w:p>
+      <w:pPr>
+        <w:spacing w:after="20"/>
+        <w:ind w:left="283"/>
+      </w:pPr>
+      <w:r>
+        <w:rPr>
+          <w:b w:val="0"/>
+          <w:i w:val="0"/>
+          <w:color w:val="4B5563"/>
+          <w:sz w:val="18"/>
+        </w:rPr>
+        <w:t>150 km (+4.0% km) 4.39% PICKED · 500 km (+7.7% km) 4.32% · 2,000 km (+18.4% km) 4.33%</w:t>
+      </w:r>
+    </w:p>
+    <w:p>
+      <w:pPr>
+        <w:spacing w:after="20"/>
+        <w:ind w:left="283"/>
+      </w:pPr>
+      <w:r>
+        <w:rPr>
+          <w:b w:val="0"/>
+          <w:i w:val="0"/>
+          <w:color w:val="4B5563"/>
+          <w:sz w:val="18"/>
+        </w:rPr>
+        <w:t>routing.py moves risky stops forward, and a test checks it. Higher prices buy almost nothing more.</w:t>
+      </w:r>
+    </w:p>
+    <w:p>
+      <w:pPr>
+        <w:spacing w:after="20"/>
+        <w:ind w:left="283"/>
+      </w:pPr>
+      <w:r>
+        <w:rPr>
+          <w:b w:val="0"/>
+          <w:i w:val="0"/>
+          <w:color w:val="4B5563"/>
+          <w:sz w:val="18"/>
+        </w:rPr>
+        <w:t>PAYOFF · Misroutes 4.58% → 4.39%, under the sweep's 4.41%, with 19.0% fewer km · trailer effect simulated</w:t>
       </w:r>
     </w:p>
     <w:p>
@@ -25477,7 +26577,7 @@
                 <w:i w:val="0"/>
                 <w:sz w:val="12"/>
               </w:rPr>
-              <w:t>F-21</w:t>
+              <w:t>F-15</w:t>
             </w:r>
           </w:p>
         </w:tc>
@@ -25496,7 +26596,7 @@
                 <w:i w:val="0"/>
                 <w:sz w:val="15"/>
               </w:rPr>
-              <w:t>call top 5% before loading</w:t>
+              <w:t>+4.0% km</w:t>
             </w:r>
           </w:p>
         </w:tc>
@@ -25516,7 +26616,7 @@
                 <w:i w:val="0"/>
                 <w:sz w:val="12"/>
               </w:rPr>
-              <w:t>src/fleet_routing/config.py:93</w:t>
+              <w:t>outputs/full/routing_summary.csv</w:t>
             </w:r>
             <w:r>
               <w:rPr>
@@ -25524,7 +26624,7 @@
                 <w:i w:val="0"/>
                 <w:sz w:val="15"/>
               </w:rPr>
-              <w:t xml:space="preserve"> · ADDRESS_CHECK_SHARE = 0.05</w:t>
+              <w:t xml:space="preserve"> · window=peak, total_km: ortools_risk 113,937.7, ortools 109,607.3</w:t>
             </w:r>
           </w:p>
         </w:tc>
@@ -25543,7 +26643,7 @@
                 <w:i w:val="0"/>
                 <w:sz w:val="15"/>
               </w:rPr>
-              <w:t>-</w:t>
+              <w:t>(113,937.7 - 109,607.3) / 109,607.3 x 100 = +3.95%</w:t>
             </w:r>
           </w:p>
         </w:tc>
@@ -25585,7 +26685,7 @@
                 <w:i w:val="0"/>
                 <w:sz w:val="12"/>
               </w:rPr>
-              <w:t>F-46</w:t>
+              <w:t>F-29</w:t>
             </w:r>
           </w:p>
         </w:tc>
@@ -25605,7 +26705,7 @@
                 <w:i w:val="0"/>
                 <w:sz w:val="15"/>
               </w:rPr>
-              <w:t>16.6%</w:t>
+              <w:t>140,683 km</w:t>
             </w:r>
           </w:p>
         </w:tc>
@@ -25626,7 +26726,7 @@
                 <w:i w:val="0"/>
                 <w:sz w:val="12"/>
               </w:rPr>
-              <w:t>outputs/full/address_checks.csv</w:t>
+              <w:t>outputs/full/routing_summary.csv</w:t>
             </w:r>
             <w:r>
               <w:rPr>
@@ -25634,7 +26734,7 @@
                 <w:i w:val="0"/>
                 <w:sz w:val="15"/>
               </w:rPr>
-              <w:t xml:space="preserve"> · ranked_by=rule, window=peak, reduction_pct</w:t>
+              <w:t xml:space="preserve"> · arm=sweep, window=peak, total_km</w:t>
             </w:r>
           </w:p>
         </w:tc>
@@ -25696,7 +26796,7 @@
                 <w:i w:val="0"/>
                 <w:sz w:val="12"/>
               </w:rPr>
-              <w:t>F-47</w:t>
+              <w:t>F-30</w:t>
             </w:r>
           </w:p>
         </w:tc>
@@ -25715,7 +26815,7 @@
                 <w:i w:val="0"/>
                 <w:sz w:val="15"/>
               </w:rPr>
-              <w:t>16.4%</w:t>
+              <w:t>109,607 km</w:t>
             </w:r>
           </w:p>
         </w:tc>
@@ -25735,7 +26835,7 @@
                 <w:i w:val="0"/>
                 <w:sz w:val="12"/>
               </w:rPr>
-              <w:t>outputs/full/address_checks.csv</w:t>
+              <w:t>outputs/full/routing_summary.csv</w:t>
             </w:r>
             <w:r>
               <w:rPr>
@@ -25743,7 +26843,7 @@
                 <w:i w:val="0"/>
                 <w:sz w:val="15"/>
               </w:rPr>
-              <w:t xml:space="preserve"> · ranked_by=xgboost, window=peak, reduction_pct</w:t>
+              <w:t xml:space="preserve"> · arm=ortools, window=peak, total_km</w:t>
             </w:r>
           </w:p>
         </w:tc>
@@ -25804,7 +26904,7 @@
                 <w:i w:val="0"/>
                 <w:sz w:val="12"/>
               </w:rPr>
-              <w:t>F-48</w:t>
+              <w:t>F-57</w:t>
             </w:r>
           </w:p>
         </w:tc>
@@ -25824,7 +26924,7 @@
                 <w:i w:val="0"/>
                 <w:sz w:val="15"/>
               </w:rPr>
-              <w:t>15.8%</w:t>
+              <w:t>4.41% (also the dashed line)</w:t>
             </w:r>
           </w:p>
         </w:tc>
@@ -25845,7 +26945,7 @@
                 <w:i w:val="0"/>
                 <w:sz w:val="12"/>
               </w:rPr>
-              <w:t>outputs/full/address_checks.csv</w:t>
+              <w:t>outputs/full/routing_summary.csv</w:t>
             </w:r>
             <w:r>
               <w:rPr>
@@ -25853,7 +26953,7 @@
                 <w:i w:val="0"/>
                 <w:sz w:val="15"/>
               </w:rPr>
-              <w:t xml:space="preserve"> · ranked_by=logistic, window=peak, reduction_pct</w:t>
+              <w:t xml:space="preserve"> · arm=sweep, window=peak, misroute_pct</w:t>
             </w:r>
           </w:p>
         </w:tc>
@@ -25915,7 +27015,7 @@
                 <w:i w:val="0"/>
                 <w:sz w:val="12"/>
               </w:rPr>
-              <w:t>F-49</w:t>
+              <w:t>F-58</w:t>
             </w:r>
           </w:p>
         </w:tc>
@@ -25934,7 +27034,7 @@
                 <w:i w:val="0"/>
                 <w:sz w:val="15"/>
               </w:rPr>
-              <w:t>1.1%</w:t>
+              <w:t>4.58% TRAP</w:t>
             </w:r>
           </w:p>
         </w:tc>
@@ -25954,7 +27054,7 @@
                 <w:i w:val="0"/>
                 <w:sz w:val="12"/>
               </w:rPr>
-              <w:t>outputs/full/address_checks.csv</w:t>
+              <w:t>outputs/full/routing_summary.csv</w:t>
             </w:r>
             <w:r>
               <w:rPr>
@@ -25962,7 +27062,7 @@
                 <w:i w:val="0"/>
                 <w:sz w:val="15"/>
               </w:rPr>
-              <w:t xml:space="preserve"> · ranked_by=random, window=peak, reduction_pct</w:t>
+              <w:t xml:space="preserve"> · arm=ortools, window=peak, misroute_pct</w:t>
             </w:r>
           </w:p>
         </w:tc>
@@ -26023,7 +27123,7 @@
                 <w:i w:val="0"/>
                 <w:sz w:val="12"/>
               </w:rPr>
-              <w:t>F-50</w:t>
+              <w:t>F-59</w:t>
             </w:r>
           </w:p>
         </w:tc>
@@ -26043,7 +27143,7 @@
                 <w:i w:val="0"/>
                 <w:sz w:val="15"/>
               </w:rPr>
-              <w:t>ROC-AUC 0.645</w:t>
+              <w:t>4.39% PICKED</w:t>
             </w:r>
           </w:p>
         </w:tc>
@@ -26064,7 +27164,7 @@
                 <w:i w:val="0"/>
                 <w:sz w:val="12"/>
               </w:rPr>
-              <w:t>outputs/full/risk_scores.csv</w:t>
+              <w:t>outputs/full/routing_summary.csv</w:t>
             </w:r>
             <w:r>
               <w:rPr>
@@ -26072,7 +27172,7 @@
                 <w:i w:val="0"/>
                 <w:sz w:val="15"/>
               </w:rPr>
-              <w:t xml:space="preserve"> · model=xgboost, period=all, roc_auc</w:t>
+              <w:t xml:space="preserve"> · arm=ortools_risk, window=peak, misroute_pct</w:t>
             </w:r>
           </w:p>
         </w:tc>
@@ -26134,7 +27234,7 @@
                 <w:i w:val="0"/>
                 <w:sz w:val="12"/>
               </w:rPr>
-              <w:t>F-51</w:t>
+              <w:t>F-60</w:t>
             </w:r>
           </w:p>
         </w:tc>
@@ -26153,7 +27253,7 @@
                 <w:i w:val="0"/>
                 <w:sz w:val="15"/>
               </w:rPr>
-              <w:t>ROC-AUC 0.647</w:t>
+              <w:t>4.32%</w:t>
             </w:r>
           </w:p>
         </w:tc>
@@ -26173,7 +27273,7 @@
                 <w:i w:val="0"/>
                 <w:sz w:val="12"/>
               </w:rPr>
-              <w:t>outputs/full/risk_scores.csv</w:t>
+              <w:t>outputs/full/routing_summary.csv</w:t>
             </w:r>
             <w:r>
               <w:rPr>
@@ -26181,7 +27281,7 @@
                 <w:i w:val="0"/>
                 <w:sz w:val="15"/>
               </w:rPr>
-              <w:t xml:space="preserve"> · model=logistic, period=all, roc_auc</w:t>
+              <w:t xml:space="preserve"> · arm=ortools_risk_500km, window=peak, misroute_pct</w:t>
             </w:r>
           </w:p>
         </w:tc>
@@ -26242,7 +27342,7 @@
                 <w:i w:val="0"/>
                 <w:sz w:val="12"/>
               </w:rPr>
-              <w:t>F-52</w:t>
+              <w:t>F-61</w:t>
             </w:r>
           </w:p>
         </w:tc>
@@ -26262,7 +27362,7 @@
                 <w:i w:val="0"/>
                 <w:sz w:val="15"/>
               </w:rPr>
-              <w:t>ceiling AUC 0.647</w:t>
+              <w:t>4.33%</w:t>
             </w:r>
           </w:p>
         </w:tc>
@@ -26283,7 +27383,7 @@
                 <w:i w:val="0"/>
                 <w:sz w:val="12"/>
               </w:rPr>
-              <w:t>outputs/full/risk_scores.csv</w:t>
+              <w:t>outputs/full/routing_summary.csv</w:t>
             </w:r>
             <w:r>
               <w:rPr>
@@ -26291,7 +27391,7 @@
                 <w:i w:val="0"/>
                 <w:sz w:val="15"/>
               </w:rPr>
-              <w:t xml:space="preserve"> · model=ceiling, period=all, roc_auc</w:t>
+              <w:t xml:space="preserve"> · arm=ortools_risk_2000km, window=peak, misroute_pct</w:t>
             </w:r>
           </w:p>
         </w:tc>
@@ -26319,6 +27419,770 @@
           <w:tcPr>
             <w:tcW w:type="dxa" w:w="850"/>
             <w:shd w:val="clear" w:color="auto" w:fill="F3F4F6"/>
+          </w:tcPr>
+          <w:p>
+            <w:pPr>
+              <w:spacing w:after="0"/>
+            </w:pPr>
+            <w:r/>
+            <w:r>
+              <w:rPr>
+                <w:b w:val="0"/>
+                <w:i w:val="0"/>
+                <w:sz w:val="15"/>
+              </w:rPr>
+              <w:t>✓</w:t>
+            </w:r>
+          </w:p>
+        </w:tc>
+      </w:tr>
+      <w:tr>
+        <w:tc>
+          <w:tcPr>
+            <w:tcW w:type="dxa" w:w="624"/>
+          </w:tcPr>
+          <w:p>
+            <w:pPr>
+              <w:spacing w:after="0"/>
+            </w:pPr>
+            <w:r/>
+            <w:r>
+              <w:rPr>
+                <w:rFonts w:ascii="JetBrains Mono" w:hAnsi="JetBrains Mono" w:eastAsia="JetBrains Mono"/>
+                <w:b w:val="0"/>
+                <w:i w:val="0"/>
+                <w:sz w:val="12"/>
+              </w:rPr>
+              <w:t>F-62</w:t>
+            </w:r>
+          </w:p>
+        </w:tc>
+        <w:tc>
+          <w:tcPr>
+            <w:tcW w:type="dxa" w:w="1928"/>
+          </w:tcPr>
+          <w:p>
+            <w:pPr>
+              <w:spacing w:after="0"/>
+            </w:pPr>
+            <w:r/>
+            <w:r>
+              <w:rPr>
+                <w:b w:val="0"/>
+                <w:i w:val="0"/>
+                <w:sz w:val="15"/>
+              </w:rPr>
+              <w:t>+7.7% km</w:t>
+            </w:r>
+          </w:p>
+        </w:tc>
+        <w:tc>
+          <w:tcPr>
+            <w:tcW w:type="dxa" w:w="3402"/>
+          </w:tcPr>
+          <w:p>
+            <w:pPr>
+              <w:spacing w:after="0"/>
+            </w:pPr>
+            <w:r/>
+            <w:r>
+              <w:rPr>
+                <w:rFonts w:ascii="JetBrains Mono" w:hAnsi="JetBrains Mono" w:eastAsia="JetBrains Mono"/>
+                <w:b w:val="0"/>
+                <w:i w:val="0"/>
+                <w:sz w:val="12"/>
+              </w:rPr>
+              <w:t>outputs/full/routing_summary.csv</w:t>
+            </w:r>
+            <w:r>
+              <w:rPr>
+                <w:b w:val="0"/>
+                <w:i w:val="0"/>
+                <w:sz w:val="15"/>
+              </w:rPr>
+              <w:t xml:space="preserve"> · total_km: ortools_risk_500km vs ortools, window=peak</w:t>
+            </w:r>
+          </w:p>
+        </w:tc>
+        <w:tc>
+          <w:tcPr>
+            <w:tcW w:type="dxa" w:w="3061"/>
+          </w:tcPr>
+          <w:p>
+            <w:pPr>
+              <w:spacing w:after="0"/>
+            </w:pPr>
+            <w:r/>
+            <w:r>
+              <w:rPr>
+                <w:b w:val="0"/>
+                <w:i w:val="0"/>
+                <w:sz w:val="15"/>
+              </w:rPr>
+              <w:t>(118,014.4 - 109,607.3) / 109,607.3 x 100 = +7.67%</w:t>
+            </w:r>
+          </w:p>
+        </w:tc>
+        <w:tc>
+          <w:tcPr>
+            <w:tcW w:type="dxa" w:w="850"/>
+          </w:tcPr>
+          <w:p>
+            <w:pPr>
+              <w:spacing w:after="0"/>
+            </w:pPr>
+            <w:r/>
+            <w:r>
+              <w:rPr>
+                <w:b w:val="0"/>
+                <w:i w:val="0"/>
+                <w:sz w:val="15"/>
+              </w:rPr>
+              <w:t>✓</w:t>
+            </w:r>
+          </w:p>
+        </w:tc>
+      </w:tr>
+      <w:tr>
+        <w:tc>
+          <w:tcPr>
+            <w:tcW w:type="dxa" w:w="624"/>
+            <w:shd w:val="clear" w:color="auto" w:fill="F3F4F6"/>
+          </w:tcPr>
+          <w:p>
+            <w:pPr>
+              <w:spacing w:after="0"/>
+            </w:pPr>
+            <w:r/>
+            <w:r>
+              <w:rPr>
+                <w:rFonts w:ascii="JetBrains Mono" w:hAnsi="JetBrains Mono" w:eastAsia="JetBrains Mono"/>
+                <w:b w:val="0"/>
+                <w:i w:val="0"/>
+                <w:sz w:val="12"/>
+              </w:rPr>
+              <w:t>F-63</w:t>
+            </w:r>
+          </w:p>
+        </w:tc>
+        <w:tc>
+          <w:tcPr>
+            <w:tcW w:type="dxa" w:w="1928"/>
+            <w:shd w:val="clear" w:color="auto" w:fill="F3F4F6"/>
+          </w:tcPr>
+          <w:p>
+            <w:pPr>
+              <w:spacing w:after="0"/>
+            </w:pPr>
+            <w:r/>
+            <w:r>
+              <w:rPr>
+                <w:b w:val="0"/>
+                <w:i w:val="0"/>
+                <w:sz w:val="15"/>
+              </w:rPr>
+              <w:t>+18.4% km</w:t>
+            </w:r>
+          </w:p>
+        </w:tc>
+        <w:tc>
+          <w:tcPr>
+            <w:tcW w:type="dxa" w:w="3402"/>
+            <w:shd w:val="clear" w:color="auto" w:fill="F3F4F6"/>
+          </w:tcPr>
+          <w:p>
+            <w:pPr>
+              <w:spacing w:after="0"/>
+            </w:pPr>
+            <w:r/>
+            <w:r>
+              <w:rPr>
+                <w:rFonts w:ascii="JetBrains Mono" w:hAnsi="JetBrains Mono" w:eastAsia="JetBrains Mono"/>
+                <w:b w:val="0"/>
+                <w:i w:val="0"/>
+                <w:sz w:val="12"/>
+              </w:rPr>
+              <w:t>outputs/full/routing_summary.csv</w:t>
+            </w:r>
+            <w:r>
+              <w:rPr>
+                <w:b w:val="0"/>
+                <w:i w:val="0"/>
+                <w:sz w:val="15"/>
+              </w:rPr>
+              <w:t xml:space="preserve"> · total_km: ortools_risk_2000km vs ortools, window=peak</w:t>
+            </w:r>
+          </w:p>
+        </w:tc>
+        <w:tc>
+          <w:tcPr>
+            <w:tcW w:type="dxa" w:w="3061"/>
+            <w:shd w:val="clear" w:color="auto" w:fill="F3F4F6"/>
+          </w:tcPr>
+          <w:p>
+            <w:pPr>
+              <w:spacing w:after="0"/>
+            </w:pPr>
+            <w:r/>
+            <w:r>
+              <w:rPr>
+                <w:b w:val="0"/>
+                <w:i w:val="0"/>
+                <w:sz w:val="15"/>
+              </w:rPr>
+              <w:t>(129,783.1 - 109,607.3) / 109,607.3 x 100 = +18.41%</w:t>
+            </w:r>
+          </w:p>
+        </w:tc>
+        <w:tc>
+          <w:tcPr>
+            <w:tcW w:type="dxa" w:w="850"/>
+            <w:shd w:val="clear" w:color="auto" w:fill="F3F4F6"/>
+          </w:tcPr>
+          <w:p>
+            <w:pPr>
+              <w:spacing w:after="0"/>
+            </w:pPr>
+            <w:r/>
+            <w:r>
+              <w:rPr>
+                <w:b w:val="0"/>
+                <w:i w:val="0"/>
+                <w:sz w:val="15"/>
+              </w:rPr>
+              <w:t>✓</w:t>
+            </w:r>
+          </w:p>
+        </w:tc>
+      </w:tr>
+      <w:tr>
+        <w:tc>
+          <w:tcPr>
+            <w:tcW w:type="dxa" w:w="624"/>
+          </w:tcPr>
+          <w:p>
+            <w:pPr>
+              <w:spacing w:after="0"/>
+            </w:pPr>
+            <w:r/>
+            <w:r>
+              <w:rPr>
+                <w:rFonts w:ascii="JetBrains Mono" w:hAnsi="JetBrains Mono" w:eastAsia="JetBrains Mono"/>
+                <w:b w:val="0"/>
+                <w:i w:val="0"/>
+                <w:sz w:val="12"/>
+              </w:rPr>
+              <w:t>F-64</w:t>
+            </w:r>
+          </w:p>
+        </w:tc>
+        <w:tc>
+          <w:tcPr>
+            <w:tcW w:type="dxa" w:w="1928"/>
+          </w:tcPr>
+          <w:p>
+            <w:pPr>
+              <w:spacing w:after="0"/>
+            </w:pPr>
+            <w:r/>
+            <w:r>
+              <w:rPr>
+                <w:b w:val="0"/>
+                <w:i w:val="0"/>
+                <w:sz w:val="15"/>
+              </w:rPr>
+              <w:t>Quiet week too: 3.07% → 3.16%</w:t>
+            </w:r>
+          </w:p>
+        </w:tc>
+        <w:tc>
+          <w:tcPr>
+            <w:tcW w:type="dxa" w:w="3402"/>
+          </w:tcPr>
+          <w:p>
+            <w:pPr>
+              <w:spacing w:after="0"/>
+            </w:pPr>
+            <w:r/>
+            <w:r>
+              <w:rPr>
+                <w:rFonts w:ascii="JetBrains Mono" w:hAnsi="JetBrains Mono" w:eastAsia="JetBrains Mono"/>
+                <w:b w:val="0"/>
+                <w:i w:val="0"/>
+                <w:sz w:val="12"/>
+              </w:rPr>
+              <w:t>outputs/full/routing_summary.csv</w:t>
+            </w:r>
+            <w:r>
+              <w:rPr>
+                <w:b w:val="0"/>
+                <w:i w:val="0"/>
+                <w:sz w:val="15"/>
+              </w:rPr>
+              <w:t xml:space="preserve"> · window=quiet, misroute_pct: sweep 3.065, ortools 3.163</w:t>
+            </w:r>
+          </w:p>
+        </w:tc>
+        <w:tc>
+          <w:tcPr>
+            <w:tcW w:type="dxa" w:w="3061"/>
+          </w:tcPr>
+          <w:p>
+            <w:pPr>
+              <w:spacing w:after="0"/>
+            </w:pPr>
+            <w:r/>
+            <w:r>
+              <w:rPr>
+                <w:b w:val="0"/>
+                <w:i w:val="0"/>
+                <w:sz w:val="15"/>
+              </w:rPr>
+              <w:t>-</w:t>
+            </w:r>
+          </w:p>
+        </w:tc>
+        <w:tc>
+          <w:tcPr>
+            <w:tcW w:type="dxa" w:w="850"/>
+          </w:tcPr>
+          <w:p>
+            <w:pPr>
+              <w:spacing w:after="0"/>
+            </w:pPr>
+            <w:r/>
+            <w:r>
+              <w:rPr>
+                <w:b w:val="0"/>
+                <w:i w:val="0"/>
+                <w:sz w:val="15"/>
+              </w:rPr>
+              <w:t>✓</w:t>
+            </w:r>
+          </w:p>
+        </w:tc>
+      </w:tr>
+      <w:tr>
+        <w:tc>
+          <w:tcPr>
+            <w:tcW w:type="dxa" w:w="624"/>
+            <w:shd w:val="clear" w:color="auto" w:fill="F3F4F6"/>
+          </w:tcPr>
+          <w:p>
+            <w:pPr>
+              <w:spacing w:after="0"/>
+            </w:pPr>
+            <w:r/>
+            <w:r>
+              <w:rPr>
+                <w:rFonts w:ascii="JetBrains Mono" w:hAnsi="JetBrains Mono" w:eastAsia="JetBrains Mono"/>
+                <w:b w:val="0"/>
+                <w:i w:val="0"/>
+                <w:sz w:val="12"/>
+              </w:rPr>
+              <w:t>F-65</w:t>
+            </w:r>
+          </w:p>
+        </w:tc>
+        <w:tc>
+          <w:tcPr>
+            <w:tcW w:type="dxa" w:w="1928"/>
+            <w:shd w:val="clear" w:color="auto" w:fill="F3F4F6"/>
+          </w:tcPr>
+          <w:p>
+            <w:pPr>
+              <w:spacing w:after="0"/>
+            </w:pPr>
+            <w:r/>
+            <w:r>
+              <w:rPr>
+                <w:b w:val="0"/>
+                <w:i w:val="0"/>
+                <w:sz w:val="15"/>
+              </w:rPr>
+              <w:t>with 19.0% fewer km</w:t>
+            </w:r>
+          </w:p>
+        </w:tc>
+        <w:tc>
+          <w:tcPr>
+            <w:tcW w:type="dxa" w:w="3402"/>
+            <w:shd w:val="clear" w:color="auto" w:fill="F3F4F6"/>
+          </w:tcPr>
+          <w:p>
+            <w:pPr>
+              <w:spacing w:after="0"/>
+            </w:pPr>
+            <w:r/>
+            <w:r>
+              <w:rPr>
+                <w:rFonts w:ascii="JetBrains Mono" w:hAnsi="JetBrains Mono" w:eastAsia="JetBrains Mono"/>
+                <w:b w:val="0"/>
+                <w:i w:val="0"/>
+                <w:sz w:val="12"/>
+              </w:rPr>
+              <w:t>outputs/full/routing_summary.csv</w:t>
+            </w:r>
+            <w:r>
+              <w:rPr>
+                <w:b w:val="0"/>
+                <w:i w:val="0"/>
+                <w:sz w:val="15"/>
+              </w:rPr>
+              <w:t xml:space="preserve"> · total_km: ortools_risk 113,937.7 vs sweep 140,683.4, window=peak</w:t>
+            </w:r>
+          </w:p>
+        </w:tc>
+        <w:tc>
+          <w:tcPr>
+            <w:tcW w:type="dxa" w:w="3061"/>
+            <w:shd w:val="clear" w:color="auto" w:fill="F3F4F6"/>
+          </w:tcPr>
+          <w:p>
+            <w:pPr>
+              <w:spacing w:after="0"/>
+            </w:pPr>
+            <w:r/>
+            <w:r>
+              <w:rPr>
+                <w:b w:val="0"/>
+                <w:i w:val="0"/>
+                <w:sz w:val="15"/>
+              </w:rPr>
+              <w:t>(113,937.7 - 140,683.4) / 140,683.4 x 100 = -19.01%</w:t>
+            </w:r>
+          </w:p>
+        </w:tc>
+        <w:tc>
+          <w:tcPr>
+            <w:tcW w:type="dxa" w:w="850"/>
+            <w:shd w:val="clear" w:color="auto" w:fill="F3F4F6"/>
+          </w:tcPr>
+          <w:p>
+            <w:pPr>
+              <w:spacing w:after="0"/>
+            </w:pPr>
+            <w:r/>
+            <w:r>
+              <w:rPr>
+                <w:b w:val="0"/>
+                <w:i w:val="0"/>
+                <w:sz w:val="15"/>
+              </w:rPr>
+              <w:t>✓</w:t>
+            </w:r>
+          </w:p>
+        </w:tc>
+      </w:tr>
+      <w:tr>
+        <w:tc>
+          <w:tcPr>
+            <w:tcW w:type="dxa" w:w="624"/>
+          </w:tcPr>
+          <w:p>
+            <w:pPr>
+              <w:spacing w:after="0"/>
+            </w:pPr>
+            <w:r/>
+            <w:r>
+              <w:rPr>
+                <w:rFonts w:ascii="JetBrains Mono" w:hAnsi="JetBrains Mono" w:eastAsia="JetBrains Mono"/>
+                <w:b w:val="0"/>
+                <w:i w:val="0"/>
+                <w:sz w:val="12"/>
+              </w:rPr>
+              <w:t>F-66</w:t>
+            </w:r>
+          </w:p>
+        </w:tc>
+        <w:tc>
+          <w:tcPr>
+            <w:tcW w:type="dxa" w:w="1928"/>
+          </w:tcPr>
+          <w:p>
+            <w:pPr>
+              <w:spacing w:after="0"/>
+            </w:pPr>
+            <w:r/>
+            <w:r>
+              <w:rPr>
+                <w:b w:val="0"/>
+                <w:i w:val="0"/>
+                <w:sz w:val="15"/>
+              </w:rPr>
+              <w:t>150 km PICKED · 500 km · 2,000 km</w:t>
+            </w:r>
+          </w:p>
+        </w:tc>
+        <w:tc>
+          <w:tcPr>
+            <w:tcW w:type="dxa" w:w="3402"/>
+          </w:tcPr>
+          <w:p>
+            <w:pPr>
+              <w:spacing w:after="0"/>
+            </w:pPr>
+            <w:r/>
+            <w:r>
+              <w:rPr>
+                <w:rFonts w:ascii="JetBrains Mono" w:hAnsi="JetBrains Mono" w:eastAsia="JetBrains Mono"/>
+                <w:b w:val="0"/>
+                <w:i w:val="0"/>
+                <w:sz w:val="12"/>
+              </w:rPr>
+              <w:t>src/fleet_routing/config.py (MISROUTE_COST_KM, MISROUTE_COST_SWEEP_KM); cli.py _arms</w:t>
+            </w:r>
+            <w:r>
+              <w:rPr>
+                <w:b w:val="0"/>
+                <w:i w:val="0"/>
+                <w:sz w:val="15"/>
+              </w:rPr>
+              <w:t xml:space="preserve"> · MISROUTE_COST_KM = 150.0</w:t>
+            </w:r>
+          </w:p>
+        </w:tc>
+        <w:tc>
+          <w:tcPr>
+            <w:tcW w:type="dxa" w:w="3061"/>
+          </w:tcPr>
+          <w:p>
+            <w:pPr>
+              <w:spacing w:after="0"/>
+            </w:pPr>
+            <w:r/>
+            <w:r>
+              <w:rPr>
+                <w:b w:val="0"/>
+                <w:i w:val="0"/>
+                <w:sz w:val="15"/>
+              </w:rPr>
+              <w:t>-</w:t>
+            </w:r>
+          </w:p>
+        </w:tc>
+        <w:tc>
+          <w:tcPr>
+            <w:tcW w:type="dxa" w:w="850"/>
+          </w:tcPr>
+          <w:p>
+            <w:pPr>
+              <w:spacing w:after="0"/>
+            </w:pPr>
+            <w:r/>
+            <w:r>
+              <w:rPr>
+                <w:b w:val="0"/>
+                <w:i w:val="0"/>
+                <w:sz w:val="15"/>
+              </w:rPr>
+              <w:t>✓</w:t>
+            </w:r>
+          </w:p>
+        </w:tc>
+      </w:tr>
+      <w:tr>
+        <w:tc>
+          <w:tcPr>
+            <w:tcW w:type="dxa" w:w="624"/>
+            <w:shd w:val="clear" w:color="auto" w:fill="F3F4F6"/>
+          </w:tcPr>
+          <w:p>
+            <w:pPr>
+              <w:spacing w:after="0"/>
+            </w:pPr>
+            <w:r/>
+            <w:r>
+              <w:rPr>
+                <w:rFonts w:ascii="JetBrains Mono" w:hAnsi="JetBrains Mono" w:eastAsia="JetBrains Mono"/>
+                <w:b w:val="0"/>
+                <w:i w:val="0"/>
+                <w:sz w:val="12"/>
+              </w:rPr>
+              <w:t>F-67</w:t>
+            </w:r>
+          </w:p>
+        </w:tc>
+        <w:tc>
+          <w:tcPr>
+            <w:tcW w:type="dxa" w:w="1928"/>
+            <w:shd w:val="clear" w:color="auto" w:fill="F3F4F6"/>
+          </w:tcPr>
+          <w:p>
+            <w:pPr>
+              <w:spacing w:after="0"/>
+            </w:pPr>
+            <w:r/>
+            <w:r>
+              <w:rPr>
+                <w:b w:val="0"/>
+                <w:i w:val="0"/>
+                <w:sz w:val="15"/>
+              </w:rPr>
+              <w:t>routing.py moves risky stops forward, and a test checks it</w:t>
+            </w:r>
+          </w:p>
+        </w:tc>
+        <w:tc>
+          <w:tcPr>
+            <w:tcW w:type="dxa" w:w="3402"/>
+            <w:shd w:val="clear" w:color="auto" w:fill="F3F4F6"/>
+          </w:tcPr>
+          <w:p>
+            <w:pPr>
+              <w:spacing w:after="0"/>
+            </w:pPr>
+            <w:r/>
+            <w:r>
+              <w:rPr>
+                <w:rFonts w:ascii="JetBrains Mono" w:hAnsi="JetBrains Mono" w:eastAsia="JetBrains Mono"/>
+                <w:b w:val="0"/>
+                <w:i w:val="0"/>
+                <w:sz w:val="12"/>
+              </w:rPr>
+              <w:t>src/fleet_routing/routing.py:215-222 (position dimension, risk_slope cost); tests/test_routing.py:87</w:t>
+            </w:r>
+            <w:r>
+              <w:rPr>
+                <w:b w:val="0"/>
+                <w:i w:val="0"/>
+                <w:sz w:val="15"/>
+              </w:rPr>
+              <w:t xml:space="preserve"> · position dimension + test</w:t>
+            </w:r>
+          </w:p>
+        </w:tc>
+        <w:tc>
+          <w:tcPr>
+            <w:tcW w:type="dxa" w:w="3061"/>
+            <w:shd w:val="clear" w:color="auto" w:fill="F3F4F6"/>
+          </w:tcPr>
+          <w:p>
+            <w:pPr>
+              <w:spacing w:after="0"/>
+            </w:pPr>
+            <w:r/>
+            <w:r>
+              <w:rPr>
+                <w:b w:val="0"/>
+                <w:i w:val="0"/>
+                <w:sz w:val="15"/>
+              </w:rPr>
+              <w:t>-</w:t>
+            </w:r>
+          </w:p>
+        </w:tc>
+        <w:tc>
+          <w:tcPr>
+            <w:tcW w:type="dxa" w:w="850"/>
+            <w:shd w:val="clear" w:color="auto" w:fill="F3F4F6"/>
+          </w:tcPr>
+          <w:p>
+            <w:pPr>
+              <w:spacing w:after="0"/>
+            </w:pPr>
+            <w:r/>
+            <w:r>
+              <w:rPr>
+                <w:b w:val="0"/>
+                <w:i w:val="0"/>
+                <w:sz w:val="15"/>
+              </w:rPr>
+              <w:t>✓</w:t>
+            </w:r>
+          </w:p>
+        </w:tc>
+      </w:tr>
+      <w:tr>
+        <w:tc>
+          <w:tcPr>
+            <w:tcW w:type="dxa" w:w="624"/>
+          </w:tcPr>
+          <w:p>
+            <w:pPr>
+              <w:spacing w:after="0"/>
+            </w:pPr>
+            <w:r/>
+            <w:r>
+              <w:rPr>
+                <w:rFonts w:ascii="JetBrains Mono" w:hAnsi="JetBrains Mono" w:eastAsia="JetBrains Mono"/>
+                <w:b w:val="0"/>
+                <w:i w:val="0"/>
+                <w:sz w:val="12"/>
+              </w:rPr>
+              <w:t>F-68</w:t>
+            </w:r>
+          </w:p>
+        </w:tc>
+        <w:tc>
+          <w:tcPr>
+            <w:tcW w:type="dxa" w:w="1928"/>
+          </w:tcPr>
+          <w:p>
+            <w:pPr>
+              <w:spacing w:after="0"/>
+            </w:pPr>
+            <w:r/>
+            <w:r>
+              <w:rPr>
+                <w:b w:val="0"/>
+                <w:i w:val="0"/>
+                <w:sz w:val="15"/>
+              </w:rPr>
+              <w:t>109,607 km · fewest</w:t>
+            </w:r>
+          </w:p>
+        </w:tc>
+        <w:tc>
+          <w:tcPr>
+            <w:tcW w:type="dxa" w:w="3402"/>
+          </w:tcPr>
+          <w:p>
+            <w:pPr>
+              <w:spacing w:after="0"/>
+            </w:pPr>
+            <w:r/>
+            <w:r>
+              <w:rPr>
+                <w:rFonts w:ascii="JetBrains Mono" w:hAnsi="JetBrains Mono" w:eastAsia="JetBrains Mono"/>
+                <w:b w:val="0"/>
+                <w:i w:val="0"/>
+                <w:sz w:val="12"/>
+              </w:rPr>
+              <w:t>outputs/full/routing_summary.csv</w:t>
+            </w:r>
+            <w:r>
+              <w:rPr>
+                <w:b w:val="0"/>
+                <w:i w:val="0"/>
+                <w:sz w:val="15"/>
+              </w:rPr>
+              <w:t xml:space="preserve"> · window=peak, min total_km</w:t>
+            </w:r>
+          </w:p>
+        </w:tc>
+        <w:tc>
+          <w:tcPr>
+            <w:tcW w:type="dxa" w:w="3061"/>
+          </w:tcPr>
+          <w:p>
+            <w:pPr>
+              <w:spacing w:after="0"/>
+            </w:pPr>
+            <w:r/>
+            <w:r>
+              <w:rPr>
+                <w:b w:val="0"/>
+                <w:i w:val="0"/>
+                <w:sz w:val="15"/>
+              </w:rPr>
+              <w:t>argmin total_km over peak arms = ortools</w:t>
+            </w:r>
+          </w:p>
+        </w:tc>
+        <w:tc>
+          <w:tcPr>
+            <w:tcW w:type="dxa" w:w="850"/>
           </w:tcPr>
           <w:p>
             <w:pPr>
@@ -26349,7 +28213,7 @@
           <w:i w:val="0"/>
           <w:sz w:val="18"/>
         </w:rPr>
-        <w:t>Assumptions: A-02, A-08, A-09, A-15</w:t>
+        <w:t>Assumptions: A-02, A-03, A-04, A-05, A-12, A-15</w:t>
       </w:r>
     </w:p>
     <w:p>
@@ -26376,7 +28240,35 @@
           <w:i w:val="0"/>
           <w:sz w:val="18"/>
         </w:rPr>
-        <w:t>• Bar lengths: 1,000 px track = 20% reduction.</w:t>
+        <w:t>• Bar lengths: one shared scale in both panels, 5% misroute rate = 260 px track; the dashed marker sits at the sweep's 4.41%.</w:t>
+      </w:r>
+    </w:p>
+    <w:p>
+      <w:pPr>
+        <w:spacing w:after="20"/>
+        <w:ind w:left="283"/>
+      </w:pPr>
+      <w:r>
+        <w:rPr>
+          <w:b w:val="0"/>
+          <w:i w:val="0"/>
+          <w:sz w:val="18"/>
+        </w:rPr>
+        <w:t>• Colour: every bar is neutral grey except the shipped 150 km setting (mint, PICKED); coral is used only for the TRAP label and the lesson tag.</w:t>
+      </w:r>
+    </w:p>
+    <w:p>
+      <w:pPr>
+        <w:spacing w:after="20"/>
+        <w:ind w:left="283"/>
+      </w:pPr>
+      <w:r>
+        <w:rPr>
+          <w:b w:val="0"/>
+          <w:i w:val="0"/>
+          <w:sz w:val="18"/>
+        </w:rPr>
+        <w:t>• 'More parcels deep in the trailer' is the mechanism written into the generator (A-02), not a measured fact about real trailers.</w:t>
       </w:r>
     </w:p>
     <w:p>
@@ -26386,7 +28278,7 @@
           <w:i w:val="0"/>
           <w:sz w:val="18"/>
         </w:rPr>
-        <w:t>To change this slide: Rows #twist-r1..r4 (bar widths are inline styles) in compositions/s06-twist.html.</w:t>
+        <w:t>To change this slide: Rows #twist-l1..l2 and #twist-r1..r3 (bar widths are inline styles, 52 px per 1%) and #twist-payoff in compositions/s06-twist.html.</w:t>
       </w:r>
     </w:p>
     <w:p>
@@ -26410,7 +28302,7 @@
           <w:color w:val="4B5563"/>
           <w:sz w:val="18"/>
         </w:rPr>
-        <w:t xml:space="preserve">79.6-84.0 s · composition </w:t>
+        <w:t xml:space="preserve">82.8-87.2 s · composition </w:t>
       </w:r>
       <w:r>
         <w:rPr>
@@ -26551,6 +28443,21 @@
     </w:p>
     <w:p>
       <w:pPr>
+        <w:spacing w:after="20"/>
+        <w:ind w:left="283"/>
+      </w:pPr>
+      <w:r>
+        <w:rPr>
+          <w:b w:val="0"/>
+          <w:i w:val="0"/>
+          <w:color w:val="4B5563"/>
+          <w:sz w:val="18"/>
+        </w:rPr>
+        <w:t>One command rebuilds every table the numbers in this video come from.</w:t>
+      </w:r>
+    </w:p>
+    <w:p>
+      <w:pPr>
         <w:spacing w:after="40"/>
       </w:pPr>
       <w:r>
@@ -27450,7 +29357,7 @@
                 <w:i w:val="0"/>
                 <w:sz w:val="15"/>
               </w:rPr>
-              <w:t>F-13, F-14, F-15, F-19, F-46, F-47, F-48, F-49</w:t>
+              <w:t>F-13, F-14, F-15, F-57, F-58, F-59, F-60, F-61, F-64</w:t>
             </w:r>
           </w:p>
         </w:tc>
@@ -27470,7 +29377,7 @@
                 <w:i w:val="0"/>
                 <w:sz w:val="15"/>
               </w:rPr>
-              <w:t>04, 05, 09</w:t>
+              <w:t>04, 09</w:t>
             </w:r>
           </w:p>
         </w:tc>
@@ -27551,7 +29458,7 @@
                 <w:i w:val="0"/>
                 <w:sz w:val="15"/>
               </w:rPr>
-              <w:t>F-14, F-15, F-23, F-24, F-25, F-26, F-27, F-32, F-33, F-34, F-35, F-36</w:t>
+              <w:t>F-14, F-15, F-23, F-24, F-25, F-26, F-27, F-32, F-33, F-34, F-35, F-36, F-59, F-65, F-66</w:t>
             </w:r>
           </w:p>
         </w:tc>
@@ -27570,7 +29477,7 @@
                 <w:i w:val="0"/>
                 <w:sz w:val="15"/>
               </w:rPr>
-              <w:t>04, 06, 07</w:t>
+              <w:t>04, 06, 07, 09</w:t>
             </w:r>
           </w:p>
         </w:tc>
@@ -27651,7 +29558,7 @@
                 <w:i w:val="0"/>
                 <w:sz w:val="15"/>
               </w:rPr>
-              <w:t>F-09, F-25, F-26, F-30, F-31, F-35, F-38, F-40</w:t>
+              <w:t>F-09, F-25, F-26, F-30, F-31, F-35, F-38, F-40, F-57, F-58, F-59, F-60, F-61, F-62, F-63</w:t>
             </w:r>
           </w:p>
         </w:tc>
@@ -27671,7 +29578,7 @@
                 <w:i w:val="0"/>
                 <w:sz w:val="15"/>
               </w:rPr>
-              <w:t>03, 05, 06, 07, 08</w:t>
+              <w:t>03, 05, 06, 07, 08, 09</w:t>
             </w:r>
           </w:p>
         </w:tc>
@@ -27771,7 +29678,7 @@
                 <w:i w:val="0"/>
                 <w:sz w:val="15"/>
               </w:rPr>
-              <w:t>06, 07, 08</w:t>
+              <w:t>06, 07, 08, 09</w:t>
             </w:r>
           </w:p>
         </w:tc>
@@ -28053,7 +29960,7 @@
                 <w:i w:val="0"/>
                 <w:sz w:val="15"/>
               </w:rPr>
-              <w:t>F-46, F-47, F-48, F-49</w:t>
+              <w:t>F-21</w:t>
             </w:r>
           </w:p>
         </w:tc>
@@ -28073,7 +29980,7 @@
                 <w:i w:val="0"/>
                 <w:sz w:val="15"/>
               </w:rPr>
-              <w:t>09</w:t>
+              <w:t>05</w:t>
             </w:r>
           </w:p>
         </w:tc>
@@ -28154,7 +30061,7 @@
                 <w:i w:val="0"/>
                 <w:sz w:val="15"/>
               </w:rPr>
-              <w:t>F-21, F-46, F-47, F-48, F-49</w:t>
+              <w:t>F-21</w:t>
             </w:r>
           </w:p>
         </w:tc>
@@ -28173,7 +30080,7 @@
                 <w:i w:val="0"/>
                 <w:sz w:val="15"/>
               </w:rPr>
-              <w:t>05, 09</w:t>
+              <w:t>05</w:t>
             </w:r>
           </w:p>
         </w:tc>
@@ -28475,7 +30382,7 @@
                 <w:i w:val="0"/>
                 <w:sz w:val="15"/>
               </w:rPr>
-              <w:t>06, 08</w:t>
+              <w:t>06, 08, 09</w:t>
             </w:r>
           </w:p>
         </w:tc>
@@ -28676,7 +30583,7 @@
                 <w:i w:val="0"/>
                 <w:sz w:val="15"/>
               </w:rPr>
-              <w:t>06, 07, 08</w:t>
+              <w:t>06, 07, 08, 09</w:t>
             </w:r>
           </w:p>
         </w:tc>
@@ -28757,7 +30664,7 @@
                 <w:i w:val="0"/>
                 <w:sz w:val="15"/>
               </w:rPr>
-              <w:t>F-14, F-15, F-18, F-27, F-31, F-38, F-41, F-42, F-43, F-44, F-45, F-46, F-47, F-48, F-49, F-50, F-51, F-52, F-54</w:t>
+              <w:t>F-14, F-15, F-18, F-27, F-31, F-38, F-41, F-42, F-43, F-44, F-45, F-54, F-57, F-58, F-59, F-60, F-61, F-62, F-63, F-64, F-65</w:t>
             </w:r>
           </w:p>
         </w:tc>
@@ -29047,6 +30954,48 @@
           <w:sz w:val="19"/>
         </w:rPr>
         <w:t>• Driver names on slide 07 are placeholders.</w:t>
+      </w:r>
+    </w:p>
+    <w:p>
+      <w:pPr>
+        <w:spacing w:after="40"/>
+        <w:ind w:left="227"/>
+      </w:pPr>
+      <w:r>
+        <w:rPr>
+          <w:b w:val="0"/>
+          <w:i w:val="0"/>
+          <w:sz w:val="19"/>
+        </w:rPr>
+        <w:t>• Slide 09 no longer shows the address-check comparison: the XGBoost misroute model ties a two-line supervisor rule at picking the top 5% of consignees to call before loading (16.4% vs 16.6% fewer peak misroutes; ROC-AUC 0.645 against a 0.647 ceiling). The repo implements no fix for that tie; its next step (train the risk model on fixable faults only) is in README 'Insights and learning'. The README still reports the full table in 'The result' (items 4-5) and 'At a glance: What didn't win', and outputs/full/address_checks.csv and risk_scores.csv hold the numbers.</w:t>
+      </w:r>
+    </w:p>
+    <w:p>
+      <w:pPr>
+        <w:spacing w:after="40"/>
+        <w:ind w:left="227"/>
+      </w:pPr>
+      <w:r>
+        <w:rPr>
+          <w:b w:val="0"/>
+          <w:i w:val="0"/>
+          <w:sz w:val="19"/>
+        </w:rPr>
+        <w:t>• Slide 09's payoff (4.58% → 4.39%) is real replay output, but the effect it corrects (later stops are riskier) is written into the generator; README 'Known limitations' names this as the biggest gap. Pricing risk is a weak lever: higher prices (500 km, 2,000 km) cut misroutes only to 4.32-4.33% for +7.7% to +18.4% km.</w:t>
+      </w:r>
+    </w:p>
+    <w:p>
+      <w:pPr>
+        <w:spacing w:after="40"/>
+        <w:ind w:left="227"/>
+      </w:pPr>
+      <w:r>
+        <w:rPr>
+          <w:b w:val="0"/>
+          <w:i w:val="0"/>
+          <w:sz w:val="19"/>
+        </w:rPr>
+        <w:t>• The 0.094 log-odds-per-stop position estimate is no longer printed on slide 05 (shown in plain words as 'later stops are riskier'); it remains in outputs/full/results.json and the README.</w:t>
       </w:r>
     </w:p>
     <w:p>
